--- a/narrative/Feedback on narrative_CURRENT.docx
+++ b/narrative/Feedback on narrative_CURRENT.docx
@@ -6710,6 +6710,670 @@
     <w:p>
       <w:pPr>
         <w:spacing w:after="0"/>
+      </w:pPr>
+    </w:p>
+    <w:p>
+      <w:pPr>
+        <w:spacing w:after="0"/>
+      </w:pPr>
+    </w:p>
+    <w:p>
+      <w:pPr>
+        <w:spacing w:after="0"/>
+      </w:pPr>
+    </w:p>
+    <w:p>
+      <w:pPr>
+        <w:spacing w:after="0"/>
+      </w:pPr>
+    </w:p>
+    <w:p>
+      <w:pPr>
+        <w:spacing w:after="0"/>
+      </w:pPr>
+    </w:p>
+    <w:p>
+      <w:pPr>
+        <w:spacing w:after="0"/>
+      </w:pPr>
+    </w:p>
+    <w:p>
+      <w:pPr>
+        <w:spacing w:after="0"/>
+      </w:pPr>
+    </w:p>
+    <w:p>
+      <w:pPr>
+        <w:spacing w:after="0"/>
+      </w:pPr>
+    </w:p>
+    <w:p>
+      <w:pPr>
+        <w:spacing w:after="0"/>
+      </w:pPr>
+    </w:p>
+    <w:p>
+      <w:pPr>
+        <w:spacing w:after="0"/>
+      </w:pPr>
+    </w:p>
+    <w:p>
+      <w:pPr>
+        <w:spacing w:after="0"/>
+      </w:pPr>
+    </w:p>
+    <w:p>
+      <w:pPr>
+        <w:spacing w:after="0"/>
+      </w:pPr>
+    </w:p>
+    <w:p>
+      <w:pPr>
+        <w:spacing w:after="0"/>
+      </w:pPr>
+    </w:p>
+    <w:p>
+      <w:pPr>
+        <w:spacing w:after="0"/>
+      </w:pPr>
+    </w:p>
+    <w:p>
+      <w:pPr>
+        <w:spacing w:after="0"/>
+      </w:pPr>
+    </w:p>
+    <w:p>
+      <w:pPr>
+        <w:spacing w:after="0"/>
+      </w:pPr>
+    </w:p>
+    <w:p>
+      <w:pPr>
+        <w:spacing w:after="0"/>
+      </w:pPr>
+    </w:p>
+    <w:p>
+      <w:pPr>
+        <w:spacing w:after="0"/>
+      </w:pPr>
+    </w:p>
+    <w:p>
+      <w:pPr>
+        <w:spacing w:after="0"/>
+      </w:pPr>
+    </w:p>
+    <w:p>
+      <w:pPr>
+        <w:spacing w:after="0"/>
+      </w:pPr>
+    </w:p>
+    <w:p>
+      <w:pPr>
+        <w:spacing w:after="0"/>
+        <w:rPr>
+          <w:b/>
+          <w:bCs/>
+        </w:rPr>
+      </w:pPr>
+      <w:r>
+        <w:rPr>
+          <w:b/>
+          <w:bCs/>
+        </w:rPr>
+        <w:lastRenderedPageBreak/>
+        <w:t>### DISCUSSION &amp; CONCLUSION</w:t>
+      </w:r>
+    </w:p>
+    <w:p>
+      <w:pPr>
+        <w:spacing w:after="0"/>
+      </w:pPr>
+    </w:p>
+    <w:p>
+      <w:pPr>
+        <w:spacing w:after="0"/>
+        <w:rPr>
+          <w:b/>
+          <w:bCs/>
+          <w:highlight w:val="darkGray"/>
+        </w:rPr>
+      </w:pPr>
+      <w:commentRangeStart w:id="20"/>
+      <w:r>
+        <w:rPr>
+          <w:b/>
+          <w:bCs/>
+          <w:highlight w:val="darkGray"/>
+        </w:rPr>
+        <w:t>Remind the reader of the key issues from the Intro and present a summary of the findings of your research within the context of those issues. State how your findings shed new light on the issues.</w:t>
+      </w:r>
+      <w:commentRangeEnd w:id="20"/>
+      <w:r>
+        <w:rPr>
+          <w:rStyle w:val="CommentReference"/>
+          <w:b/>
+          <w:bCs/>
+          <w:sz w:val="24"/>
+          <w:szCs w:val="24"/>
+          <w:highlight w:val="darkGray"/>
+        </w:rPr>
+        <w:commentReference w:id="20"/>
+      </w:r>
+    </w:p>
+    <w:p>
+      <w:pPr>
+        <w:spacing w:after="0"/>
+        <w:rPr>
+          <w:b/>
+          <w:bCs/>
+          <w:highlight w:val="darkGray"/>
+        </w:rPr>
+      </w:pPr>
+    </w:p>
+    <w:p>
+      <w:pPr>
+        <w:spacing w:after="0"/>
+      </w:pPr>
+      <w:r>
+        <w:t xml:space="preserve">The present study addressed three central issues. First, it demonstrated that </w:t>
+      </w:r>
+      <w:r>
+        <w:t>the linguistic input available to children contains sufficient information to support vocabulary acquisition</w:t>
+      </w:r>
+      <w:r>
+        <w:t xml:space="preserve">, strengthening the evidence that this </w:t>
+      </w:r>
+      <w:r>
+        <w:rPr>
+          <w:b/>
+          <w:bCs/>
+        </w:rPr>
+        <w:t>input is indeed rich</w:t>
+      </w:r>
+      <w:r>
+        <w:t xml:space="preserve"> in structure and informative for learning. Second, it investigated whether </w:t>
+      </w:r>
+      <w:r>
+        <w:rPr>
+          <w:b/>
+          <w:bCs/>
+        </w:rPr>
+        <w:t>statistical information</w:t>
+      </w:r>
+      <w:r>
+        <w:t xml:space="preserve"> embedded in children's everyday language environments </w:t>
+      </w:r>
+      <w:r>
+        <w:rPr>
+          <w:b/>
+          <w:bCs/>
+        </w:rPr>
+        <w:t>contributes to word learning</w:t>
+      </w:r>
+      <w:r>
+        <w:t xml:space="preserve">. Third, it evaluated whether </w:t>
+      </w:r>
+      <w:r>
+        <w:rPr>
+          <w:b/>
+          <w:bCs/>
+        </w:rPr>
+        <w:t>context leverage predicts</w:t>
+      </w:r>
+      <w:r>
+        <w:t xml:space="preserve"> the probability that a </w:t>
+      </w:r>
+      <w:r>
+        <w:rPr>
+          <w:b/>
+          <w:bCs/>
+        </w:rPr>
+        <w:t>child knows a word</w:t>
+      </w:r>
+      <w:r>
+        <w:t xml:space="preserve"> at a particular age. The findings provide support for each of these questions. Context leverage significantly predicted vocabulary acquisition, and this relationship remained significant after controlling for established predictors, including word frequency, utterance length, word concreteness, and meaning leverage. </w:t>
+      </w:r>
+    </w:p>
+    <w:p>
+      <w:pPr>
+        <w:spacing w:after="0"/>
+      </w:pPr>
+      <w:r>
+        <w:t>Furthermore, unlike the other predictors, the effect of context leverage remained stable across development, suggesting that contextual similarity provides a consistent source of support for vocabulary acquisition between 15 and 30 months of age</w:t>
+      </w:r>
+      <w:r>
+        <w:t xml:space="preserve">. </w:t>
+      </w:r>
+    </w:p>
+    <w:p>
+      <w:pPr>
+        <w:spacing w:after="0"/>
+      </w:pPr>
+      <w:r>
+        <w:t>By replicating the effects of established predictors while extending previous work to longitudinal child-level vocabulary data, the present study provides stronger evidence that children's everyday linguistic environments contain meaningful statistical information that supports vocabulary acquisition. More specifically, the findings suggest that relationships between words occurring in similar linguistic contexts provide information about word meaning that contributes to children's learning beyond simple exposure to individual words.</w:t>
+      </w:r>
+    </w:p>
+    <w:p>
+      <w:pPr>
+        <w:spacing w:after="0"/>
+      </w:pPr>
+    </w:p>
+    <w:p>
+      <w:pPr>
+        <w:spacing w:after="0"/>
+        <w:rPr>
+          <w:b/>
+          <w:bCs/>
+          <w:highlight w:val="darkGray"/>
+        </w:rPr>
+      </w:pPr>
+    </w:p>
+    <w:p>
+      <w:pPr>
+        <w:spacing w:after="0"/>
+        <w:rPr>
+          <w:b/>
+          <w:bCs/>
+        </w:rPr>
+      </w:pPr>
+      <w:r>
+        <w:rPr>
+          <w:b/>
+          <w:bCs/>
+          <w:highlight w:val="darkGray"/>
+        </w:rPr>
+        <w:t>Future research</w:t>
+      </w:r>
+      <w:r>
+        <w:rPr>
+          <w:b/>
+          <w:bCs/>
+        </w:rPr>
+        <w:t xml:space="preserve"> </w:t>
+      </w:r>
+    </w:p>
+    <w:p>
+      <w:pPr>
+        <w:spacing w:after="0"/>
+      </w:pPr>
+    </w:p>
+    <w:p>
+      <w:pPr>
+        <w:spacing w:after="0"/>
+      </w:pPr>
+      <w:r>
+        <w:t>Although the present study provides further evidence that context leverage contributes to early vocabulary acquisition, it also raises several important questions that warrant future investigation.</w:t>
+      </w:r>
+    </w:p>
+    <w:p>
+      <w:pPr>
+        <w:spacing w:after="0"/>
+      </w:pPr>
+      <w:r>
+        <w:t xml:space="preserve">One important direction for future research is to examine whether the relationship between context leverage and vocabulary acquisition generalises across languages. The present study focused on </w:t>
+      </w:r>
+      <w:r>
+        <w:rPr>
+          <w:b/>
+          <w:bCs/>
+        </w:rPr>
+        <w:t>English, but languages differ</w:t>
+      </w:r>
+      <w:r>
+        <w:t xml:space="preserve"> </w:t>
+      </w:r>
+      <w:commentRangeStart w:id="21"/>
+      <w:r>
+        <w:t>substantially in their syntax, grammatical structure, and phonological systems</w:t>
+      </w:r>
+      <w:commentRangeEnd w:id="21"/>
+      <w:r>
+        <w:rPr>
+          <w:rStyle w:val="CommentReference"/>
+          <w:sz w:val="24"/>
+          <w:szCs w:val="24"/>
+        </w:rPr>
+        <w:commentReference w:id="21"/>
+      </w:r>
+      <w:r>
+        <w:t xml:space="preserve">. These differences may influence the linguistic contexts in which words occur and, consequently, the extent to which contextual similarity supports word learning. Replicating the present study using longitudinal vocabulary data from </w:t>
+      </w:r>
+      <w:commentRangeStart w:id="22"/>
+      <w:r>
+        <w:t xml:space="preserve">typologically diverse languages </w:t>
+      </w:r>
+      <w:commentRangeEnd w:id="22"/>
+      <w:r>
+        <w:rPr>
+          <w:rStyle w:val="CommentReference"/>
+          <w:sz w:val="24"/>
+          <w:szCs w:val="24"/>
+        </w:rPr>
+        <w:commentReference w:id="22"/>
+      </w:r>
+      <w:r>
+        <w:t>would help determine whether the contribution of context leverage reflects a general property of language acquisition or whether its influence varies across different linguistic systems.</w:t>
+      </w:r>
+    </w:p>
+    <w:p>
+      <w:pPr>
+        <w:spacing w:after="0"/>
+      </w:pPr>
+    </w:p>
+    <w:p>
+      <w:pPr>
+        <w:spacing w:after="0"/>
+        <w:rPr>
+          <w:b/>
+          <w:bCs/>
+          <w:sz w:val="16"/>
+          <w:szCs w:val="16"/>
+        </w:rPr>
+      </w:pPr>
+      <w:r>
+        <w:rPr>
+          <w:b/>
+          <w:bCs/>
+          <w:sz w:val="16"/>
+          <w:szCs w:val="16"/>
+        </w:rPr>
+        <w:t xml:space="preserve">Unger, L., &amp; Sloutsky, V. (2024). </w:t>
+      </w:r>
+      <w:r>
+        <w:rPr>
+          <w:b/>
+          <w:bCs/>
+          <w:i/>
+          <w:iCs/>
+          <w:sz w:val="16"/>
+          <w:szCs w:val="16"/>
+        </w:rPr>
+        <w:t>Dynamic processes of learning words from context</w:t>
+      </w:r>
+      <w:r>
+        <w:rPr>
+          <w:b/>
+          <w:bCs/>
+          <w:sz w:val="16"/>
+          <w:szCs w:val="16"/>
+        </w:rPr>
+        <w:t xml:space="preserve">. </w:t>
+      </w:r>
+      <w:r>
+        <w:rPr>
+          <w:b/>
+          <w:bCs/>
+          <w:i/>
+          <w:iCs/>
+          <w:sz w:val="16"/>
+          <w:szCs w:val="16"/>
+        </w:rPr>
+        <w:t>Proceedings of the Annual Meeting of the Cognitive Science Society, 46</w:t>
+      </w:r>
+      <w:r>
+        <w:rPr>
+          <w:b/>
+          <w:bCs/>
+          <w:sz w:val="16"/>
+          <w:szCs w:val="16"/>
+        </w:rPr>
+        <w:t xml:space="preserve">(0). </w:t>
+      </w:r>
+      <w:hyperlink r:id="rId22" w:tgtFrame="_new" w:history="1">
+        <w:r>
+          <w:rPr>
+            <w:rStyle w:val="Hyperlink"/>
+            <w:b/>
+            <w:bCs/>
+            <w:sz w:val="16"/>
+            <w:szCs w:val="16"/>
+          </w:rPr>
+          <w:t>https://escholarship.org/uc/item/7mh7j94t</w:t>
+        </w:r>
+      </w:hyperlink>
+    </w:p>
+    <w:p>
+      <w:pPr>
+        <w:spacing w:after="0"/>
+      </w:pPr>
+      <w:r>
+        <w:t>Another important question for future research concerns the role of verbal working memory in children's ability to learn words from linguistic context</w:t>
+      </w:r>
+      <w:r>
+        <w:t xml:space="preserve">. </w:t>
+      </w:r>
+      <w:r>
+        <w:rPr>
+          <w:b/>
+          <w:bCs/>
+        </w:rPr>
+        <w:t>Unger and Sloutsky (2024)</w:t>
+      </w:r>
+      <w:r>
+        <w:t xml:space="preserve"> demonstrated in adult participants that individuals with greater verbal working memory capacity were more successful at learning novel words from linguistic context, suggesting that maintaining contextual information in </w:t>
+      </w:r>
+      <w:r>
+        <w:lastRenderedPageBreak/>
+        <w:t xml:space="preserve">working memory facilitates the process of linking new words to their meanings. Whether the same relationship exists during early language development remains largely unknown. </w:t>
+      </w:r>
+    </w:p>
+    <w:p>
+      <w:pPr>
+        <w:spacing w:after="0"/>
+      </w:pPr>
+      <w:r>
+        <w:t xml:space="preserve">Although previous studies have reported associations between working memory and children's vocabulary development, there are currently no well-established verbal working memory measures suitable for infants between approximately 15 and 30 months of age. </w:t>
+      </w:r>
+      <w:commentRangeStart w:id="23"/>
+      <w:r>
+        <w:t>Most existing tasks require children to understand verbal instructions and produce spoken responses, making them inappropriate for this age group</w:t>
+      </w:r>
+      <w:commentRangeEnd w:id="23"/>
+      <w:r>
+        <w:rPr>
+          <w:rStyle w:val="CommentReference"/>
+          <w:sz w:val="24"/>
+          <w:szCs w:val="24"/>
+        </w:rPr>
+        <w:commentReference w:id="23"/>
+      </w:r>
+      <w:r>
+        <w:t xml:space="preserve">. </w:t>
+      </w:r>
+    </w:p>
+    <w:p>
+      <w:pPr>
+        <w:spacing w:after="0"/>
+      </w:pPr>
+      <w:r>
+        <w:t>Developing reliable, age-appropriate measures of verbal working memory based on automatic responses, such as eye movements, looking time, or other implicit measures, would make it possible to investigate whether individual differences in working memory contribute to children's ability to learn words through context. Such work could provide important insights into the cognitive mechanisms underlying distributional learning during early development.</w:t>
+      </w:r>
+    </w:p>
+    <w:p>
+      <w:pPr>
+        <w:spacing w:after="0"/>
+      </w:pPr>
+    </w:p>
+    <w:p>
+      <w:pPr>
+        <w:spacing w:after="0"/>
+      </w:pPr>
+      <w:r>
+        <w:t>A particularly promising area for future research would be to investigate the relationship between context leverage</w:t>
+      </w:r>
+      <w:r>
+        <w:t xml:space="preserve">, </w:t>
+      </w:r>
+      <w:r>
+        <w:t xml:space="preserve">word recognition, and word production using a </w:t>
+      </w:r>
+      <w:r>
+        <w:rPr>
+          <w:b/>
+          <w:bCs/>
+        </w:rPr>
+        <w:t>longitudinal eye-tracking design</w:t>
+      </w:r>
+      <w:r>
+        <w:t xml:space="preserve">. Whereas the present study examined vocabulary acquisition through parent-reported word production, eye-tracking provides a more direct measure of children's knowledge of word meanings by capturing how efficiently children recognise spoken words. Following children over time would show whether context leverage helps children not only say words earlier, but also recognise words earlier or more easily. </w:t>
+      </w:r>
+    </w:p>
+    <w:p>
+      <w:pPr>
+        <w:spacing w:after="0"/>
+      </w:pPr>
+      <w:r>
+        <w:t xml:space="preserve">Furthermore, combining eye-tracking measures of recognition with parent-reported production would allow researchers to investigate the developmental gap between understanding a word and producing it. </w:t>
+      </w:r>
+    </w:p>
+    <w:p>
+      <w:pPr>
+        <w:spacing w:after="0"/>
+      </w:pPr>
+      <w:r>
+        <w:t>Future research could therefore examine whether words with greater context leverage are recognised earlier, produced earlier, or show a shorter time gap between recognising and producing them. Such a design would provide a more detailed understanding of how contextual similarity supports vocabulary learning and could help separate the effects of context leverage on word knowledge from its effects on spoken language use.</w:t>
+      </w:r>
+    </w:p>
+    <w:p>
+      <w:pPr>
+        <w:spacing w:after="0"/>
+      </w:pPr>
+    </w:p>
+    <w:p>
+      <w:pPr>
+        <w:spacing w:after="0"/>
+        <w:rPr>
+          <w:b/>
+          <w:bCs/>
+          <w:highlight w:val="darkGray"/>
+        </w:rPr>
+      </w:pPr>
+      <w:commentRangeStart w:id="24"/>
+      <w:r>
+        <w:rPr>
+          <w:b/>
+          <w:bCs/>
+          <w:highlight w:val="darkGray"/>
+        </w:rPr>
+        <w:t>S</w:t>
+      </w:r>
+      <w:r>
+        <w:rPr>
+          <w:b/>
+          <w:bCs/>
+          <w:highlight w:val="darkGray"/>
+        </w:rPr>
+        <w:t>hort concluding paragraph that summarises everything.</w:t>
+      </w:r>
+      <w:commentRangeEnd w:id="24"/>
+      <w:r>
+        <w:rPr>
+          <w:rStyle w:val="CommentReference"/>
+          <w:b/>
+          <w:bCs/>
+          <w:sz w:val="24"/>
+          <w:szCs w:val="24"/>
+          <w:highlight w:val="darkGray"/>
+        </w:rPr>
+        <w:commentReference w:id="24"/>
+      </w:r>
+    </w:p>
+    <w:p>
+      <w:pPr>
+        <w:spacing w:after="0"/>
+      </w:pPr>
+    </w:p>
+    <w:p>
+      <w:pPr>
+        <w:spacing w:after="0"/>
+      </w:pPr>
+      <w:r>
+        <w:t>The present study investigated whether context leverage predicts longitudinal vocabulary acquisition during early childhood. Consistent with the distributional learning account, words with greater context leverage were more likely to be acquired, even after accounting for established predictors of vocabulary acquisition, including word frequency, utterance length, word concreteness, and meaning leverage. Furthermore, the effect of context leverage remained stable across development, suggesting that contextual similarity provides a consistent source of support for vocabulary learning between 15 and 30 months of age. Together, these findings provide further evidence that children's everyday language environments contain meaningful statistical information that supports vocabulary acquisition. More broadly, the results strengthen the view that children can exploit relationships between words occurring in similar linguistic contexts to acquire new vocabulary, highlighting context leverage as an important contributor to early language development and a promising avenue for future research.</w:t>
+      </w:r>
+    </w:p>
+    <w:p>
+      <w:pPr>
+        <w:spacing w:after="0"/>
+      </w:pPr>
+    </w:p>
+    <w:p>
+      <w:pPr>
+        <w:spacing w:after="0"/>
+      </w:pPr>
+    </w:p>
+    <w:p>
+      <w:pPr>
+        <w:spacing w:after="0"/>
+      </w:pPr>
+    </w:p>
+    <w:p>
+      <w:pPr>
+        <w:spacing w:after="0"/>
+      </w:pPr>
+    </w:p>
+    <w:p>
+      <w:pPr>
+        <w:spacing w:after="0"/>
+      </w:pPr>
+    </w:p>
+    <w:p>
+      <w:pPr>
+        <w:spacing w:after="0"/>
+      </w:pPr>
+    </w:p>
+    <w:p>
+      <w:pPr>
+        <w:spacing w:after="0"/>
+      </w:pPr>
+    </w:p>
+    <w:p>
+      <w:pPr>
+        <w:spacing w:after="0"/>
+      </w:pPr>
+    </w:p>
+    <w:p>
+      <w:pPr>
+        <w:spacing w:after="0"/>
+      </w:pPr>
+    </w:p>
+    <w:p>
+      <w:pPr>
+        <w:spacing w:after="0"/>
+      </w:pPr>
+    </w:p>
+    <w:p>
+      <w:pPr>
+        <w:spacing w:after="0"/>
+      </w:pPr>
+    </w:p>
+    <w:p>
+      <w:pPr>
+        <w:spacing w:after="0"/>
+      </w:pPr>
+    </w:p>
+    <w:p>
+      <w:pPr>
+        <w:spacing w:after="0"/>
+      </w:pPr>
+    </w:p>
+    <w:p>
+      <w:pPr>
+        <w:spacing w:after="0"/>
+      </w:pPr>
+    </w:p>
+    <w:p>
+      <w:pPr>
+        <w:spacing w:after="0"/>
+      </w:pPr>
+    </w:p>
+    <w:p>
+      <w:pPr>
+        <w:spacing w:after="0"/>
+      </w:pPr>
+    </w:p>
+    <w:p>
+      <w:pPr>
+        <w:spacing w:after="0"/>
         <w:rPr>
           <w:b/>
           <w:bCs/>
@@ -7146,7 +7810,6 @@
           <w:bCs/>
           <w:highlight w:val="yellow"/>
         </w:rPr>
-        <w:lastRenderedPageBreak/>
         <w:t>Swingley, D., &amp;</w:t>
       </w:r>
       <w:r>
@@ -7323,6 +7986,7 @@
           <w:bCs/>
           <w:highlight w:val="yellow"/>
         </w:rPr>
+        <w:lastRenderedPageBreak/>
         <w:t>Firth, J. R. (1957).</w:t>
       </w:r>
       <w:r>
@@ -7836,7 +8500,6 @@
           <w:bCs/>
           <w:highlight w:val="yellow"/>
         </w:rPr>
-        <w:lastRenderedPageBreak/>
         <w:t>Syrett, K., LaTourrette,</w:t>
       </w:r>
       <w:r>
@@ -7978,4721 +8641,6 @@
           <w:bCs/>
         </w:rPr>
         <w:t>The associative structure of language: Contextual diversity in early word learning.</w:t>
-      </w:r>
-    </w:p>
-    <w:p>
-      <w:pPr>
-        <w:spacing w:after="0"/>
-      </w:pPr>
-    </w:p>
-    <w:p>
-      <w:pPr>
-        <w:spacing w:after="0"/>
-      </w:pPr>
-    </w:p>
-    <w:p>
-      <w:pPr>
-        <w:spacing w:after="0"/>
-      </w:pPr>
-    </w:p>
-    <w:p>
-      <w:pPr>
-        <w:spacing w:after="0"/>
-      </w:pPr>
-    </w:p>
-    <w:p>
-      <w:pPr>
-        <w:spacing w:after="0"/>
-      </w:pPr>
-    </w:p>
-    <w:p>
-      <w:pPr>
-        <w:spacing w:after="0"/>
-      </w:pPr>
-    </w:p>
-    <w:p>
-      <w:pPr>
-        <w:spacing w:after="0"/>
-      </w:pPr>
-    </w:p>
-    <w:p>
-      <w:pPr>
-        <w:spacing w:after="0"/>
-      </w:pPr>
-    </w:p>
-    <w:p>
-      <w:pPr>
-        <w:spacing w:after="0"/>
-      </w:pPr>
-    </w:p>
-    <w:p>
-      <w:pPr>
-        <w:spacing w:after="0"/>
-      </w:pPr>
-    </w:p>
-    <w:p>
-      <w:pPr>
-        <w:spacing w:after="0"/>
-      </w:pPr>
-    </w:p>
-    <w:p>
-      <w:pPr>
-        <w:spacing w:after="0"/>
-      </w:pPr>
-    </w:p>
-    <w:p>
-      <w:pPr>
-        <w:spacing w:after="0"/>
-      </w:pPr>
-    </w:p>
-    <w:p>
-      <w:pPr>
-        <w:spacing w:after="0"/>
-      </w:pPr>
-    </w:p>
-    <w:p>
-      <w:pPr>
-        <w:spacing w:after="0"/>
-      </w:pPr>
-    </w:p>
-    <w:p>
-      <w:pPr>
-        <w:spacing w:after="0"/>
-      </w:pPr>
-    </w:p>
-    <w:p>
-      <w:pPr>
-        <w:spacing w:after="0"/>
-      </w:pPr>
-    </w:p>
-    <w:p>
-      <w:pPr>
-        <w:spacing w:after="0"/>
-      </w:pPr>
-    </w:p>
-    <w:p>
-      <w:pPr>
-        <w:spacing w:after="0"/>
-      </w:pPr>
-    </w:p>
-    <w:p>
-      <w:pPr>
-        <w:spacing w:after="0"/>
-      </w:pPr>
-    </w:p>
-    <w:p>
-      <w:pPr>
-        <w:spacing w:after="0"/>
-      </w:pPr>
-    </w:p>
-    <w:p>
-      <w:pPr>
-        <w:spacing w:after="0"/>
-      </w:pPr>
-    </w:p>
-    <w:p>
-      <w:pPr>
-        <w:spacing w:after="0"/>
-      </w:pPr>
-    </w:p>
-    <w:p>
-      <w:pPr>
-        <w:spacing w:after="0"/>
-      </w:pPr>
-    </w:p>
-    <w:p>
-      <w:pPr>
-        <w:spacing w:after="0"/>
-      </w:pPr>
-    </w:p>
-    <w:p>
-      <w:pPr>
-        <w:spacing w:after="0"/>
-      </w:pPr>
-    </w:p>
-    <w:p>
-      <w:pPr>
-        <w:spacing w:after="0"/>
-      </w:pPr>
-    </w:p>
-    <w:p>
-      <w:pPr>
-        <w:spacing w:after="0"/>
-      </w:pPr>
-    </w:p>
-    <w:p>
-      <w:pPr>
-        <w:spacing w:after="0"/>
-      </w:pPr>
-    </w:p>
-    <w:p>
-      <w:pPr>
-        <w:spacing w:after="0"/>
-      </w:pPr>
-    </w:p>
-    <w:p>
-      <w:pPr>
-        <w:spacing w:after="0"/>
-        <w:jc w:val="center"/>
-        <w:rPr>
-          <w:b/>
-          <w:bCs/>
-        </w:rPr>
-      </w:pPr>
-      <w:r>
-        <w:rPr>
-          <w:b/>
-          <w:bCs/>
-        </w:rPr>
-        <w:lastRenderedPageBreak/>
-        <w:t>BRAINSTORM</w:t>
-      </w:r>
-    </w:p>
-    <w:p>
-      <w:pPr>
-        <w:spacing w:after="0"/>
-        <w:rPr>
-          <w:b/>
-          <w:bCs/>
-        </w:rPr>
-      </w:pPr>
-      <w:r>
-        <w:rPr>
-          <w:b/>
-          <w:bCs/>
-        </w:rPr>
-        <w:t xml:space="preserve">Limitations </w:t>
-      </w:r>
-    </w:p>
-    <w:p>
-      <w:pPr>
-        <w:spacing w:after="0"/>
-        <w:rPr>
-          <w:b/>
-          <w:bCs/>
-        </w:rPr>
-      </w:pPr>
-    </w:p>
-    <w:p>
-      <w:pPr>
-        <w:spacing w:after="0"/>
-        <w:rPr>
-          <w:b/>
-          <w:bCs/>
-        </w:rPr>
-      </w:pPr>
-      <w:r>
-        <w:rPr>
-          <w:b/>
-          <w:bCs/>
-          <w:highlight w:val="darkGray"/>
-        </w:rPr>
-        <w:t>No evidence about the learning mechanism</w:t>
-      </w:r>
-    </w:p>
-    <w:p>
-      <w:pPr>
-        <w:spacing w:after="0"/>
-      </w:pPr>
-      <w:r>
-        <w:rPr>
-          <w:highlight w:val="darkGray"/>
-        </w:rPr>
-        <w:t>Research</w:t>
-      </w:r>
-      <w:r>
-        <w:rPr>
-          <w:highlight w:val="darkGray"/>
-        </w:rPr>
-        <w:t xml:space="preserve"> do </w:t>
-      </w:r>
-      <w:r>
-        <w:rPr>
-          <w:b/>
-          <w:bCs/>
-          <w:highlight w:val="darkGray"/>
-        </w:rPr>
-        <w:t>not</w:t>
-      </w:r>
-      <w:r>
-        <w:rPr>
-          <w:highlight w:val="darkGray"/>
-        </w:rPr>
-        <w:t xml:space="preserve"> directly measure how well the child understands the word's meaning.</w:t>
-      </w:r>
-    </w:p>
-    <w:p>
-      <w:pPr>
-        <w:spacing w:after="0"/>
-        <w:rPr>
-          <w:b/>
-          <w:bCs/>
-        </w:rPr>
-      </w:pPr>
-      <w:r>
-        <w:rPr>
-          <w:b/>
-          <w:bCs/>
-        </w:rPr>
-        <w:tab/>
-      </w:r>
-      <w:r>
-        <w:rPr>
-          <w:b/>
-          <w:bCs/>
-        </w:rPr>
-        <w:t>you still rely on parent reports</w:t>
-      </w:r>
-    </w:p>
-    <w:p>
-      <w:pPr>
-        <w:spacing w:after="0"/>
-        <w:rPr>
-          <w:b/>
-          <w:bCs/>
-        </w:rPr>
-      </w:pPr>
-    </w:p>
-    <w:p>
-      <w:pPr>
-        <w:spacing w:after="0"/>
-        <w:rPr>
-          <w:b/>
-          <w:bCs/>
-        </w:rPr>
-      </w:pPr>
-    </w:p>
-    <w:p>
-      <w:pPr>
-        <w:spacing w:after="0"/>
-        <w:rPr>
-          <w:b/>
-          <w:bCs/>
-        </w:rPr>
-      </w:pPr>
-    </w:p>
-    <w:p>
-      <w:pPr>
-        <w:pStyle w:val="ListParagraph"/>
-        <w:numPr>
-          <w:ilvl w:val="2"/>
-          <w:numId w:val="11"/>
-        </w:numPr>
-        <w:spacing w:after="0"/>
-        <w:rPr>
-          <w:b/>
-          <w:bCs/>
-          <w:highlight w:val="yellow"/>
-        </w:rPr>
-      </w:pPr>
-      <w:r>
-        <w:rPr>
-          <w:b/>
-          <w:bCs/>
-          <w:highlight w:val="yellow"/>
-        </w:rPr>
-        <w:t>Reproducing the same study using eye-tracking (recognition rather than production)</w:t>
-      </w:r>
-    </w:p>
-    <w:p>
-      <w:pPr>
-        <w:pStyle w:val="ListParagraph"/>
-        <w:numPr>
-          <w:ilvl w:val="3"/>
-          <w:numId w:val="11"/>
-        </w:numPr>
-        <w:spacing w:after="0"/>
-        <w:rPr>
-          <w:b/>
-          <w:bCs/>
-          <w:highlight w:val="yellow"/>
-        </w:rPr>
-      </w:pPr>
-      <w:r>
-        <w:rPr>
-          <w:b/>
-          <w:bCs/>
-          <w:highlight w:val="yellow"/>
-        </w:rPr>
-        <w:t>Gap between recognition and production</w:t>
-      </w:r>
-    </w:p>
-    <w:p>
-      <w:pPr>
-        <w:pStyle w:val="ListParagraph"/>
-        <w:numPr>
-          <w:ilvl w:val="3"/>
-          <w:numId w:val="11"/>
-        </w:numPr>
-        <w:spacing w:after="0"/>
-        <w:rPr>
-          <w:b/>
-          <w:bCs/>
-        </w:rPr>
-      </w:pPr>
-      <w:r>
-        <w:rPr>
-          <w:b/>
-          <w:bCs/>
-        </w:rPr>
-        <w:t xml:space="preserve">There are indirect measures, parents report </w:t>
-      </w:r>
-    </w:p>
-    <w:p>
-      <w:pPr>
-        <w:pStyle w:val="ListParagraph"/>
-        <w:numPr>
-          <w:ilvl w:val="5"/>
-          <w:numId w:val="11"/>
-        </w:numPr>
-        <w:spacing w:after="0"/>
-        <w:rPr>
-          <w:b/>
-          <w:bCs/>
-        </w:rPr>
-      </w:pPr>
-      <w:r>
-        <w:rPr>
-          <w:b/>
-          <w:bCs/>
-        </w:rPr>
-        <w:t>Eye-tracking catches:</w:t>
-      </w:r>
-      <w:r>
-        <w:rPr>
-          <w:b/>
-          <w:bCs/>
-        </w:rPr>
-        <w:br/>
-        <w:t>how long</w:t>
-      </w:r>
-    </w:p>
-    <w:p>
-      <w:pPr>
-        <w:pStyle w:val="ListParagraph"/>
-        <w:spacing w:after="0"/>
-        <w:ind w:left="4320"/>
-        <w:rPr>
-          <w:b/>
-          <w:bCs/>
-        </w:rPr>
-      </w:pPr>
-      <w:r>
-        <w:rPr>
-          <w:b/>
-          <w:bCs/>
-        </w:rPr>
-        <w:t>How soon</w:t>
-      </w:r>
-    </w:p>
-    <w:p>
-      <w:pPr>
-        <w:spacing w:after="0"/>
-        <w:rPr>
-          <w:b/>
-          <w:bCs/>
-        </w:rPr>
-      </w:pPr>
-    </w:p>
-    <w:p>
-      <w:pPr>
-        <w:pStyle w:val="ListParagraph"/>
-        <w:numPr>
-          <w:ilvl w:val="2"/>
-          <w:numId w:val="11"/>
-        </w:numPr>
-        <w:spacing w:after="0"/>
-        <w:rPr>
-          <w:b/>
-          <w:bCs/>
-        </w:rPr>
-      </w:pPr>
-      <w:r>
-        <w:rPr>
-          <w:b/>
-          <w:bCs/>
-        </w:rPr>
-        <w:t xml:space="preserve">Testing </w:t>
-      </w:r>
-      <w:r>
-        <w:rPr>
-          <w:b/>
-          <w:bCs/>
-        </w:rPr>
-        <w:t>W</w:t>
-      </w:r>
-      <w:r>
-        <w:rPr>
-          <w:b/>
-          <w:bCs/>
-        </w:rPr>
-        <w:t xml:space="preserve">orking </w:t>
-      </w:r>
-      <w:r>
-        <w:rPr>
-          <w:b/>
-          <w:bCs/>
-        </w:rPr>
-        <w:t>M</w:t>
-      </w:r>
-      <w:r>
-        <w:rPr>
-          <w:b/>
-          <w:bCs/>
-        </w:rPr>
-        <w:t xml:space="preserve">emory on infants </w:t>
-      </w:r>
-    </w:p>
-    <w:p>
-      <w:pPr>
-        <w:pStyle w:val="ListParagraph"/>
-        <w:numPr>
-          <w:ilvl w:val="3"/>
-          <w:numId w:val="11"/>
-        </w:numPr>
-        <w:spacing w:after="0"/>
-      </w:pPr>
-      <w:r>
-        <w:t>In adults, greater working-memory capacity is associated with better ability to learn unfamiliar words from linguistic context.</w:t>
-      </w:r>
-    </w:p>
-    <w:p>
-      <w:pPr>
-        <w:pStyle w:val="ListParagraph"/>
-        <w:numPr>
-          <w:ilvl w:val="3"/>
-          <w:numId w:val="11"/>
-        </w:numPr>
-        <w:spacing w:after="0"/>
-        <w:rPr>
-          <w:b/>
-          <w:bCs/>
-        </w:rPr>
-      </w:pPr>
-      <w:r>
-        <w:rPr>
-          <w:b/>
-          <w:bCs/>
-        </w:rPr>
-        <w:t xml:space="preserve">Does better WM </w:t>
-      </w:r>
-      <w:r>
-        <w:rPr>
-          <w:b/>
-          <w:bCs/>
-        </w:rPr>
-        <w:t>aid learning words from context for infants</w:t>
-      </w:r>
-      <w:r>
-        <w:rPr>
-          <w:b/>
-          <w:bCs/>
-        </w:rPr>
-        <w:t xml:space="preserve"> as it did in adults?</w:t>
-      </w:r>
-    </w:p>
-    <w:p>
-      <w:pPr>
-        <w:pStyle w:val="ListParagraph"/>
-        <w:spacing w:after="0"/>
-        <w:ind w:left="2880"/>
-        <w:rPr>
-          <w:b/>
-          <w:bCs/>
-        </w:rPr>
-      </w:pPr>
-    </w:p>
-    <w:p>
-      <w:pPr>
-        <w:pStyle w:val="ListParagraph"/>
-        <w:numPr>
-          <w:ilvl w:val="2"/>
-          <w:numId w:val="11"/>
-        </w:numPr>
-        <w:spacing w:after="0"/>
-        <w:rPr>
-          <w:b/>
-          <w:bCs/>
-        </w:rPr>
-      </w:pPr>
-      <w:r>
-        <w:rPr>
-          <w:b/>
-          <w:bCs/>
-        </w:rPr>
-        <w:t>Testing relationship between WORKING MEMORY</w:t>
-      </w:r>
-      <w:r>
-        <w:rPr>
-          <w:b/>
-          <w:bCs/>
-        </w:rPr>
-        <w:t xml:space="preserve"> and </w:t>
-      </w:r>
-      <w:r>
-        <w:rPr>
-          <w:b/>
-          <w:bCs/>
-        </w:rPr>
-        <w:t>VOCABULARY SIZE</w:t>
-      </w:r>
-      <w:r>
-        <w:rPr>
-          <w:b/>
-          <w:bCs/>
-        </w:rPr>
-        <w:t>.</w:t>
-      </w:r>
-    </w:p>
-    <w:p>
-      <w:pPr>
-        <w:pStyle w:val="ListParagraph"/>
-        <w:numPr>
-          <w:ilvl w:val="3"/>
-          <w:numId w:val="11"/>
-        </w:numPr>
-        <w:spacing w:after="0"/>
-        <w:rPr>
-          <w:b/>
-          <w:bCs/>
-        </w:rPr>
-      </w:pPr>
-      <w:r>
-        <w:rPr>
-          <w:b/>
-          <w:bCs/>
-          <w:noProof/>
-        </w:rPr>
-        <w:drawing>
-          <wp:inline distT="0" distB="0" distL="0" distR="0" wp14:anchorId="0B73255E" wp14:editId="0FD9F347">
-            <wp:extent cx="4602425" cy="1850469"/>
-            <wp:effectExtent l="0" t="0" r="8255" b="0"/>
-            <wp:docPr id="1302204718" name="Picture 1"/>
-            <wp:cNvGraphicFramePr>
-              <a:graphicFrameLocks xmlns:a="http://schemas.openxmlformats.org/drawingml/2006/main" noChangeAspect="1"/>
-            </wp:cNvGraphicFramePr>
-            <a:graphic xmlns:a="http://schemas.openxmlformats.org/drawingml/2006/main">
-              <a:graphicData uri="http://schemas.openxmlformats.org/drawingml/2006/picture">
-                <pic:pic xmlns:pic="http://schemas.openxmlformats.org/drawingml/2006/picture">
-                  <pic:nvPicPr>
-                    <pic:cNvPr id="1302204718" name=""/>
-                    <pic:cNvPicPr/>
-                  </pic:nvPicPr>
-                  <pic:blipFill>
-                    <a:blip r:embed="rId22"/>
-                    <a:stretch>
-                      <a:fillRect/>
-                    </a:stretch>
-                  </pic:blipFill>
-                  <pic:spPr>
-                    <a:xfrm>
-                      <a:off x="0" y="0"/>
-                      <a:ext cx="4608745" cy="1853010"/>
-                    </a:xfrm>
-                    <a:prstGeom prst="rect">
-                      <a:avLst/>
-                    </a:prstGeom>
-                  </pic:spPr>
-                </pic:pic>
-              </a:graphicData>
-            </a:graphic>
-          </wp:inline>
-        </w:drawing>
-      </w:r>
-    </w:p>
-    <w:p>
-      <w:pPr>
-        <w:pStyle w:val="ListParagraph"/>
-        <w:spacing w:after="0"/>
-        <w:ind w:left="2880"/>
-        <w:rPr>
-          <w:b/>
-          <w:bCs/>
-        </w:rPr>
-      </w:pPr>
-    </w:p>
-    <w:p>
-      <w:pPr>
-        <w:pStyle w:val="ListParagraph"/>
-        <w:numPr>
-          <w:ilvl w:val="2"/>
-          <w:numId w:val="11"/>
-        </w:numPr>
-        <w:spacing w:after="0"/>
-        <w:rPr>
-          <w:b/>
-          <w:bCs/>
-        </w:rPr>
-      </w:pPr>
-      <w:r>
-        <w:rPr>
-          <w:b/>
-          <w:bCs/>
-        </w:rPr>
-        <w:t xml:space="preserve">Understanding what mechanism of novel word learning by context infants </w:t>
-      </w:r>
-      <w:r>
-        <w:rPr>
-          <w:b/>
-          <w:bCs/>
-        </w:rPr>
-        <w:t>(</w:t>
-      </w:r>
-      <w:r>
-        <w:rPr>
-          <w:b/>
-          <w:bCs/>
-          <w:highlight w:val="darkGray"/>
-        </w:rPr>
-        <w:t>No evidence about the learning mechanism</w:t>
-      </w:r>
-      <w:r>
-        <w:rPr>
-          <w:b/>
-          <w:bCs/>
-        </w:rPr>
-        <w:t xml:space="preserve">) </w:t>
-      </w:r>
-      <w:r>
-        <w:t>apply (Layla’s WM paper showed that People spend extra time processing the new word after they know the context</w:t>
-      </w:r>
-      <w:r>
-        <w:t xml:space="preserve"> </w:t>
-      </w:r>
-      <w:r>
-        <w:sym w:font="Wingdings" w:char="F0E0"/>
-      </w:r>
-      <w:r>
-        <w:t xml:space="preserve"> This suggests that the brain is actively linking the new word with the meaning suggested by the surrounding words</w:t>
-      </w:r>
-    </w:p>
-    <w:p>
-      <w:pPr>
-        <w:pStyle w:val="ListParagraph"/>
-        <w:numPr>
-          <w:ilvl w:val="3"/>
-          <w:numId w:val="11"/>
-        </w:numPr>
-        <w:spacing w:after="0"/>
-        <w:rPr>
-          <w:b/>
-          <w:bCs/>
-        </w:rPr>
-      </w:pPr>
-      <w:r>
-        <w:t xml:space="preserve">On infants, you could do: </w:t>
-      </w:r>
-    </w:p>
-    <w:p>
-      <w:pPr>
-        <w:pStyle w:val="ListParagraph"/>
-        <w:numPr>
-          <w:ilvl w:val="4"/>
-          <w:numId w:val="11"/>
-        </w:numPr>
-        <w:spacing w:after="0"/>
-        <w:rPr>
-          <w:b/>
-          <w:bCs/>
-        </w:rPr>
-      </w:pPr>
-      <w:r>
-        <w:rPr>
-          <w:b/>
-          <w:bCs/>
-        </w:rPr>
-        <w:t>Prediction/anticipatory looking.</w:t>
-      </w:r>
-      <w:r>
-        <w:t xml:space="preserve"> Suppose infants hear an informative context first: </w:t>
-      </w:r>
-      <w:r>
-        <w:rPr>
-          <w:i/>
-          <w:iCs/>
-        </w:rPr>
-        <w:t>"It's furry, it barks, and it likes bones. It's a..."</w:t>
-      </w:r>
-      <w:r>
-        <w:t xml:space="preserve"> If their eyes move toward a picture of a dog </w:t>
-      </w:r>
-      <w:r>
-        <w:rPr>
-          <w:b/>
-          <w:bCs/>
-        </w:rPr>
-        <w:t>before the final word is spoken</w:t>
-      </w:r>
-      <w:r>
-        <w:t xml:space="preserve">, that provides evidence that they are actively using context to </w:t>
-      </w:r>
-      <w:r>
-        <w:rPr>
-          <w:b/>
-          <w:bCs/>
-        </w:rPr>
-        <w:t>predict a likely meaning/category</w:t>
-      </w:r>
-      <w:r>
-        <w:t xml:space="preserve">. </w:t>
-      </w:r>
-    </w:p>
-    <w:p>
-      <w:pPr>
-        <w:pStyle w:val="ListParagraph"/>
-        <w:numPr>
-          <w:ilvl w:val="4"/>
-          <w:numId w:val="11"/>
-        </w:numPr>
-        <w:spacing w:after="0"/>
-        <w:rPr>
-          <w:b/>
-          <w:bCs/>
-        </w:rPr>
-      </w:pPr>
-      <w:r>
-        <w:rPr>
-          <w:b/>
-          <w:bCs/>
-          <w:highlight w:val="red"/>
-        </w:rPr>
-        <w:lastRenderedPageBreak/>
-        <w:t>Manipulate the memory demand.</w:t>
-      </w:r>
-      <w:r>
-        <w:rPr>
-          <w:highlight w:val="red"/>
-        </w:rPr>
-        <w:t xml:space="preserve"> Increase the distance between the novel word and informative context. For example: </w:t>
-      </w:r>
-      <w:r>
-        <w:rPr>
-          <w:i/>
-          <w:iCs/>
-          <w:highlight w:val="red"/>
-        </w:rPr>
-        <w:t>dax → context</w:t>
-      </w:r>
-      <w:r>
-        <w:rPr>
-          <w:highlight w:val="red"/>
-        </w:rPr>
-        <w:t xml:space="preserve"> versus </w:t>
-      </w:r>
-      <w:r>
-        <w:rPr>
-          <w:i/>
-          <w:iCs/>
-          <w:highlight w:val="red"/>
-        </w:rPr>
-        <w:t>dax → several irrelevant words → context</w:t>
-      </w:r>
-      <w:r>
-        <w:rPr>
-          <w:highlight w:val="red"/>
-        </w:rPr>
-        <w:t>.</w:t>
-      </w:r>
-      <w:r>
-        <w:t xml:space="preserve"> If learning deteriorates as the delay increases, that would support a mechanism requiring infants to </w:t>
-      </w:r>
-      <w:r>
-        <w:rPr>
-          <w:b/>
-          <w:bCs/>
-        </w:rPr>
-        <w:t>maintain information temporarily in memory</w:t>
-      </w:r>
-      <w:r>
-        <w:t>. This directly tests the working-memory explanation rather than merely correlating WM capacity with learning.</w:t>
-      </w:r>
-    </w:p>
-    <w:p>
-      <w:pPr>
-        <w:spacing w:after="0"/>
-        <w:rPr>
-          <w:b/>
-          <w:bCs/>
-        </w:rPr>
-      </w:pPr>
-    </w:p>
-    <w:tbl>
-      <w:tblPr>
-        <w:tblStyle w:val="TableGrid"/>
-        <w:tblW w:w="0" w:type="auto"/>
-        <w:tblLook w:val="04A0" w:firstRow="1" w:lastRow="0" w:firstColumn="1" w:lastColumn="0" w:noHBand="0" w:noVBand="1"/>
-      </w:tblPr>
-      <w:tblGrid>
-        <w:gridCol w:w="10456"/>
-      </w:tblGrid>
-      <w:tr>
-        <w:tc>
-          <w:tcPr>
-            <w:tcW w:w="10456" w:type="dxa"/>
-          </w:tcPr>
-          <w:p>
-            <w:pPr>
-              <w:rPr>
-                <w:highlight w:val="darkGray"/>
-              </w:rPr>
-            </w:pPr>
-          </w:p>
-          <w:p>
-            <w:r>
-              <w:rPr>
-                <w:highlight w:val="darkGray"/>
-              </w:rPr>
-              <w:t>Research</w:t>
-            </w:r>
-            <w:r>
-              <w:rPr>
-                <w:highlight w:val="darkGray"/>
-              </w:rPr>
-              <w:t xml:space="preserve"> do </w:t>
-            </w:r>
-            <w:r>
-              <w:rPr>
-                <w:b/>
-                <w:bCs/>
-                <w:highlight w:val="darkGray"/>
-              </w:rPr>
-              <w:t>not</w:t>
-            </w:r>
-            <w:r>
-              <w:rPr>
-                <w:highlight w:val="darkGray"/>
-              </w:rPr>
-              <w:t xml:space="preserve"> directly measure how well the child understands the word's meaning.</w:t>
-            </w:r>
-          </w:p>
-          <w:p>
-            <w:r>
-              <w:rPr>
-                <w:noProof/>
-              </w:rPr>
-              <mc:AlternateContent>
-                <mc:Choice Requires="wps">
-                  <w:drawing>
-                    <wp:anchor distT="0" distB="0" distL="114300" distR="114300" simplePos="0" relativeHeight="251660288" behindDoc="0" locked="0" layoutInCell="1" allowOverlap="1" wp14:anchorId="7AD19064" wp14:editId="17BABA62">
-                      <wp:simplePos x="0" y="0"/>
-                      <wp:positionH relativeFrom="column">
-                        <wp:posOffset>2196410</wp:posOffset>
-                      </wp:positionH>
-                      <wp:positionV relativeFrom="paragraph">
-                        <wp:posOffset>93511</wp:posOffset>
-                      </wp:positionV>
-                      <wp:extent cx="2546350" cy="1587500"/>
-                      <wp:effectExtent l="38100" t="0" r="25400" b="50800"/>
-                      <wp:wrapNone/>
-                      <wp:docPr id="1404792004" name="Straight Arrow Connector 2"/>
-                      <wp:cNvGraphicFramePr/>
-                      <a:graphic xmlns:a="http://schemas.openxmlformats.org/drawingml/2006/main">
-                        <a:graphicData uri="http://schemas.microsoft.com/office/word/2010/wordprocessingShape">
-                          <wps:wsp>
-                            <wps:cNvCnPr/>
-                            <wps:spPr>
-                              <a:xfrm flipH="1">
-                                <a:off x="0" y="0"/>
-                                <a:ext cx="2546350" cy="1587500"/>
-                              </a:xfrm>
-                              <a:prstGeom prst="straightConnector1">
-                                <a:avLst/>
-                              </a:prstGeom>
-                              <a:ln>
-                                <a:tailEnd type="triangle"/>
-                              </a:ln>
-                            </wps:spPr>
-                            <wps:style>
-                              <a:lnRef idx="1">
-                                <a:schemeClr val="accent1"/>
-                              </a:lnRef>
-                              <a:fillRef idx="0">
-                                <a:schemeClr val="accent1"/>
-                              </a:fillRef>
-                              <a:effectRef idx="0">
-                                <a:schemeClr val="accent1"/>
-                              </a:effectRef>
-                              <a:fontRef idx="minor">
-                                <a:schemeClr val="tx1"/>
-                              </a:fontRef>
-                            </wps:style>
-                            <wps:bodyPr/>
-                          </wps:wsp>
-                        </a:graphicData>
-                      </a:graphic>
-                      <wp14:sizeRelH relativeFrom="margin">
-                        <wp14:pctWidth>0</wp14:pctWidth>
-                      </wp14:sizeRelH>
-                      <wp14:sizeRelV relativeFrom="margin">
-                        <wp14:pctHeight>0</wp14:pctHeight>
-                      </wp14:sizeRelV>
-                    </wp:anchor>
-                  </w:drawing>
-                </mc:Choice>
-                <mc:Fallback>
-                  <w:pict>
-                    <v:shapetype w14:anchorId="60C7BB70" id="_x0000_t32" coordsize="21600,21600" o:spt="32" o:oned="t" path="m,l21600,21600e" filled="f">
-                      <v:path arrowok="t" fillok="f" o:connecttype="none"/>
-                      <o:lock v:ext="edit" shapetype="t"/>
-                    </v:shapetype>
-                    <v:shape id="Straight Arrow Connector 2" o:spid="_x0000_s1026" type="#_x0000_t32" style="position:absolute;margin-left:172.95pt;margin-top:7.35pt;width:200.5pt;height:125pt;flip:x;z-index:251660288;visibility:visible;mso-wrap-style:square;mso-width-percent:0;mso-height-percent:0;mso-wrap-distance-left:9pt;mso-wrap-distance-top:0;mso-wrap-distance-right:9pt;mso-wrap-distance-bottom:0;mso-position-horizontal:absolute;mso-position-horizontal-relative:text;mso-position-vertical:absolute;mso-position-vertical-relative:text;mso-width-percent:0;mso-height-percent:0;mso-width-relative:margin;mso-height-relative:margin" o:gfxdata="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" strokecolor="#156082 [3204]" strokeweight=".5pt">
-                      <v:stroke endarrow="block" joinstyle="miter"/>
-                    </v:shape>
-                  </w:pict>
-                </mc:Fallback>
-              </mc:AlternateContent>
-            </w:r>
-            <w:r>
-              <w:rPr>
-                <w:noProof/>
-              </w:rPr>
-              <mc:AlternateContent>
-                <mc:Choice Requires="wps">
-                  <w:drawing>
-                    <wp:anchor distT="0" distB="0" distL="114300" distR="114300" simplePos="0" relativeHeight="251659264" behindDoc="0" locked="0" layoutInCell="1" allowOverlap="1" wp14:anchorId="2F88666F" wp14:editId="62D2DDA0">
-                      <wp:simplePos x="0" y="0"/>
-                      <wp:positionH relativeFrom="column">
-                        <wp:posOffset>3528695</wp:posOffset>
-                      </wp:positionH>
-                      <wp:positionV relativeFrom="paragraph">
-                        <wp:posOffset>177800</wp:posOffset>
-                      </wp:positionV>
-                      <wp:extent cx="546100" cy="1593850"/>
-                      <wp:effectExtent l="0" t="0" r="63500" b="63500"/>
-                      <wp:wrapNone/>
-                      <wp:docPr id="980362509" name="Straight Arrow Connector 1"/>
-                      <wp:cNvGraphicFramePr/>
-                      <a:graphic xmlns:a="http://schemas.openxmlformats.org/drawingml/2006/main">
-                        <a:graphicData uri="http://schemas.microsoft.com/office/word/2010/wordprocessingShape">
-                          <wps:wsp>
-                            <wps:cNvCnPr/>
-                            <wps:spPr>
-                              <a:xfrm>
-                                <a:off x="0" y="0"/>
-                                <a:ext cx="546100" cy="1593850"/>
-                              </a:xfrm>
-                              <a:prstGeom prst="straightConnector1">
-                                <a:avLst/>
-                              </a:prstGeom>
-                              <a:ln>
-                                <a:tailEnd type="triangle"/>
-                              </a:ln>
-                            </wps:spPr>
-                            <wps:style>
-                              <a:lnRef idx="1">
-                                <a:schemeClr val="accent1"/>
-                              </a:lnRef>
-                              <a:fillRef idx="0">
-                                <a:schemeClr val="accent1"/>
-                              </a:fillRef>
-                              <a:effectRef idx="0">
-                                <a:schemeClr val="accent1"/>
-                              </a:effectRef>
-                              <a:fontRef idx="minor">
-                                <a:schemeClr val="tx1"/>
-                              </a:fontRef>
-                            </wps:style>
-                            <wps:bodyPr/>
-                          </wps:wsp>
-                        </a:graphicData>
-                      </a:graphic>
-                      <wp14:sizeRelH relativeFrom="margin">
-                        <wp14:pctWidth>0</wp14:pctWidth>
-                      </wp14:sizeRelH>
-                      <wp14:sizeRelV relativeFrom="margin">
-                        <wp14:pctHeight>0</wp14:pctHeight>
-                      </wp14:sizeRelV>
-                    </wp:anchor>
-                  </w:drawing>
-                </mc:Choice>
-                <mc:Fallback>
-                  <w:pict>
-                    <v:shape w14:anchorId="4CAE0C4A" id="Straight Arrow Connector 1" o:spid="_x0000_s1026" type="#_x0000_t32" style="position:absolute;margin-left:277.85pt;margin-top:14pt;width:43pt;height:125.5pt;z-index:251659264;visibility:visible;mso-wrap-style:square;mso-width-percent:0;mso-height-percent:0;mso-wrap-distance-left:9pt;mso-wrap-distance-top:0;mso-wrap-distance-right:9pt;mso-wrap-distance-bottom:0;mso-position-horizontal:absolute;mso-position-horizontal-relative:text;mso-position-vertical:absolute;mso-position-vertical-relative:text;mso-width-percent:0;mso-height-percent:0;mso-width-relative:margin;mso-height-relative:margin" o:gfxdata="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" strokecolor="#156082 [3204]" strokeweight=".5pt">
-                      <v:stroke endarrow="block" joinstyle="miter"/>
-                    </v:shape>
-                  </w:pict>
-                </mc:Fallback>
-              </mc:AlternateContent>
-            </w:r>
-            <w:r>
-              <w:rPr>
-                <w:highlight w:val="darkGray"/>
-              </w:rPr>
-              <w:t xml:space="preserve">Parent reports indicate whether a child </w:t>
-            </w:r>
-            <w:r>
-              <w:rPr>
-                <w:b/>
-                <w:bCs/>
-                <w:highlight w:val="darkGray"/>
-              </w:rPr>
-              <w:t>produces</w:t>
-            </w:r>
-            <w:r>
-              <w:rPr>
-                <w:highlight w:val="darkGray"/>
-              </w:rPr>
-              <w:t xml:space="preserve"> a word.</w:t>
-            </w:r>
-          </w:p>
-          <w:p>
-            <w:r>
-              <w:rPr>
-                <w:noProof/>
-                <w:highlight w:val="red"/>
-              </w:rPr>
-              <mc:AlternateContent>
-                <mc:Choice Requires="wps">
-                  <w:drawing>
-                    <wp:anchor distT="0" distB="0" distL="114300" distR="114300" simplePos="0" relativeHeight="251662336" behindDoc="0" locked="0" layoutInCell="1" allowOverlap="1" wp14:anchorId="7952EF15" wp14:editId="728CAABC">
-                      <wp:simplePos x="0" y="0"/>
-                      <wp:positionH relativeFrom="column">
-                        <wp:posOffset>5636895</wp:posOffset>
-                      </wp:positionH>
-                      <wp:positionV relativeFrom="paragraph">
-                        <wp:posOffset>137795</wp:posOffset>
-                      </wp:positionV>
-                      <wp:extent cx="292100" cy="1841500"/>
-                      <wp:effectExtent l="0" t="0" r="69850" b="63500"/>
-                      <wp:wrapNone/>
-                      <wp:docPr id="758333938" name="Straight Arrow Connector 4"/>
-                      <wp:cNvGraphicFramePr/>
-                      <a:graphic xmlns:a="http://schemas.openxmlformats.org/drawingml/2006/main">
-                        <a:graphicData uri="http://schemas.microsoft.com/office/word/2010/wordprocessingShape">
-                          <wps:wsp>
-                            <wps:cNvCnPr/>
-                            <wps:spPr>
-                              <a:xfrm>
-                                <a:off x="0" y="0"/>
-                                <a:ext cx="292100" cy="1841500"/>
-                              </a:xfrm>
-                              <a:prstGeom prst="straightConnector1">
-                                <a:avLst/>
-                              </a:prstGeom>
-                              <a:ln>
-                                <a:tailEnd type="triangle"/>
-                              </a:ln>
-                            </wps:spPr>
-                            <wps:style>
-                              <a:lnRef idx="1">
-                                <a:schemeClr val="accent1"/>
-                              </a:lnRef>
-                              <a:fillRef idx="0">
-                                <a:schemeClr val="accent1"/>
-                              </a:fillRef>
-                              <a:effectRef idx="0">
-                                <a:schemeClr val="accent1"/>
-                              </a:effectRef>
-                              <a:fontRef idx="minor">
-                                <a:schemeClr val="tx1"/>
-                              </a:fontRef>
-                            </wps:style>
-                            <wps:bodyPr/>
-                          </wps:wsp>
-                        </a:graphicData>
-                      </a:graphic>
-                    </wp:anchor>
-                  </w:drawing>
-                </mc:Choice>
-                <mc:Fallback>
-                  <w:pict>
-                    <v:shape w14:anchorId="09ECE316" id="Straight Arrow Connector 4" o:spid="_x0000_s1026" type="#_x0000_t32" style="position:absolute;margin-left:443.85pt;margin-top:10.85pt;width:23pt;height:145pt;z-index:251662336;visibility:visible;mso-wrap-style:square;mso-wrap-distance-left:9pt;mso-wrap-distance-top:0;mso-wrap-distance-right:9pt;mso-wrap-distance-bottom:0;mso-position-horizontal:absolute;mso-position-horizontal-relative:text;mso-position-vertical:absolute;mso-position-vertical-relative:text" o:gfxdata="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" strokecolor="#156082 [3204]" strokeweight=".5pt">
-                      <v:stroke endarrow="block" joinstyle="miter"/>
-                    </v:shape>
-                  </w:pict>
-                </mc:Fallback>
-              </mc:AlternateContent>
-            </w:r>
-            <w:r>
-              <w:rPr>
-                <w:noProof/>
-                <w:highlight w:val="red"/>
-              </w:rPr>
-              <mc:AlternateContent>
-                <mc:Choice Requires="wps">
-                  <w:drawing>
-                    <wp:anchor distT="0" distB="0" distL="114300" distR="114300" simplePos="0" relativeHeight="251661312" behindDoc="0" locked="0" layoutInCell="1" allowOverlap="1" wp14:anchorId="3BD97C97" wp14:editId="138C95DE">
-                      <wp:simplePos x="0" y="0"/>
-                      <wp:positionH relativeFrom="column">
-                        <wp:posOffset>5217795</wp:posOffset>
-                      </wp:positionH>
-                      <wp:positionV relativeFrom="paragraph">
-                        <wp:posOffset>188595</wp:posOffset>
-                      </wp:positionV>
-                      <wp:extent cx="260350" cy="1606550"/>
-                      <wp:effectExtent l="57150" t="0" r="25400" b="50800"/>
-                      <wp:wrapNone/>
-                      <wp:docPr id="2014155804" name="Straight Arrow Connector 3"/>
-                      <wp:cNvGraphicFramePr/>
-                      <a:graphic xmlns:a="http://schemas.openxmlformats.org/drawingml/2006/main">
-                        <a:graphicData uri="http://schemas.microsoft.com/office/word/2010/wordprocessingShape">
-                          <wps:wsp>
-                            <wps:cNvCnPr/>
-                            <wps:spPr>
-                              <a:xfrm flipH="1">
-                                <a:off x="0" y="0"/>
-                                <a:ext cx="260350" cy="1606550"/>
-                              </a:xfrm>
-                              <a:prstGeom prst="straightConnector1">
-                                <a:avLst/>
-                              </a:prstGeom>
-                              <a:ln>
-                                <a:tailEnd type="triangle"/>
-                              </a:ln>
-                            </wps:spPr>
-                            <wps:style>
-                              <a:lnRef idx="1">
-                                <a:schemeClr val="accent1"/>
-                              </a:lnRef>
-                              <a:fillRef idx="0">
-                                <a:schemeClr val="accent1"/>
-                              </a:fillRef>
-                              <a:effectRef idx="0">
-                                <a:schemeClr val="accent1"/>
-                              </a:effectRef>
-                              <a:fontRef idx="minor">
-                                <a:schemeClr val="tx1"/>
-                              </a:fontRef>
-                            </wps:style>
-                            <wps:bodyPr/>
-                          </wps:wsp>
-                        </a:graphicData>
-                      </a:graphic>
-                      <wp14:sizeRelH relativeFrom="margin">
-                        <wp14:pctWidth>0</wp14:pctWidth>
-                      </wp14:sizeRelH>
-                      <wp14:sizeRelV relativeFrom="margin">
-                        <wp14:pctHeight>0</wp14:pctHeight>
-                      </wp14:sizeRelV>
-                    </wp:anchor>
-                  </w:drawing>
-                </mc:Choice>
-                <mc:Fallback>
-                  <w:pict>
-                    <v:shape w14:anchorId="159BF7B2" id="Straight Arrow Connector 3" o:spid="_x0000_s1026" type="#_x0000_t32" style="position:absolute;margin-left:410.85pt;margin-top:14.85pt;width:20.5pt;height:126.5pt;flip:x;z-index:251661312;visibility:visible;mso-wrap-style:square;mso-width-percent:0;mso-height-percent:0;mso-wrap-distance-left:9pt;mso-wrap-distance-top:0;mso-wrap-distance-right:9pt;mso-wrap-distance-bottom:0;mso-position-horizontal:absolute;mso-position-horizontal-relative:text;mso-position-vertical:absolute;mso-position-vertical-relative:text;mso-width-percent:0;mso-height-percent:0;mso-width-relative:margin;mso-height-relative:margin" o:gfxdata="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" strokecolor="#156082 [3204]" strokeweight=".5pt">
-                      <v:stroke endarrow="block" joinstyle="miter"/>
-                    </v:shape>
-                  </w:pict>
-                </mc:Fallback>
-              </mc:AlternateContent>
-            </w:r>
-            <w:r>
-              <w:rPr>
-                <w:highlight w:val="red"/>
-              </w:rPr>
-              <w:t>Testing “how much context leverage</w:t>
-            </w:r>
-            <w:r>
-              <w:rPr>
-                <w:highlight w:val="red"/>
-              </w:rPr>
-              <w:t>” a child need in order for it to have an effect on AoA</w:t>
-            </w:r>
-          </w:p>
-          <w:p>
-            <w:r>
-              <w:rPr>
-                <w:highlight w:val="darkGray"/>
-              </w:rPr>
-              <w:t>Testing the ga</w:t>
-            </w:r>
-            <w:r>
-              <w:rPr>
-                <w:highlight w:val="darkGray"/>
-              </w:rPr>
-              <w:t>p</w:t>
-            </w:r>
-            <w:r>
-              <w:rPr>
-                <w:highlight w:val="darkGray"/>
-              </w:rPr>
-              <w:t xml:space="preserve"> between RECOGNITION and PRODUCTION</w:t>
-            </w:r>
-          </w:p>
-          <w:p/>
-          <w:p>
-            <w:pPr>
-              <w:pStyle w:val="ListParagraph"/>
-              <w:numPr>
-                <w:ilvl w:val="0"/>
-                <w:numId w:val="14"/>
-              </w:numPr>
-              <w:rPr>
-                <w:b/>
-                <w:bCs/>
-              </w:rPr>
-            </w:pPr>
-            <w:r>
-              <w:rPr>
-                <w:b/>
-                <w:bCs/>
-              </w:rPr>
-              <w:t>Better measures of vocabulary learning</w:t>
-            </w:r>
-          </w:p>
-          <w:p>
-            <w:pPr>
-              <w:spacing w:line="278" w:lineRule="auto"/>
-            </w:pPr>
-            <w:r>
-              <w:t>This is the limitation Unger discussed.</w:t>
-            </w:r>
-          </w:p>
-          <w:p>
-            <w:pPr>
-              <w:spacing w:line="278" w:lineRule="auto"/>
-            </w:pPr>
-            <w:r>
-              <w:t>Your study improved on Unger by modelling vocabulary longitudinally.</w:t>
-            </w:r>
-          </w:p>
-          <w:p>
-            <w:pPr>
-              <w:spacing w:line="278" w:lineRule="auto"/>
-            </w:pPr>
-            <w:r>
-              <w:t xml:space="preserve">However, </w:t>
-            </w:r>
-          </w:p>
-          <w:p>
-            <w:pPr>
-              <w:spacing w:line="278" w:lineRule="auto"/>
-              <w:rPr>
-                <w:b/>
-                <w:bCs/>
-              </w:rPr>
-            </w:pPr>
-            <w:r>
-              <w:rPr>
-                <w:b/>
-                <w:bCs/>
-              </w:rPr>
-              <w:t>you still rely on parent reports</w:t>
-            </w:r>
-            <w:r>
-              <w:rPr>
-                <w:b/>
-                <w:bCs/>
-              </w:rPr>
-              <w:t xml:space="preserve">, </w:t>
-            </w:r>
-          </w:p>
-          <w:p>
-            <w:pPr>
-              <w:spacing w:line="278" w:lineRule="auto"/>
-              <w:rPr>
-                <w:b/>
-                <w:bCs/>
-              </w:rPr>
-            </w:pPr>
-            <w:r>
-              <w:rPr>
-                <w:b/>
-                <w:bCs/>
-              </w:rPr>
-              <w:t>and also with eye-tracking you can test recognition instead of production</w:t>
-            </w:r>
-            <w:r>
-              <w:rPr>
-                <w:b/>
-                <w:bCs/>
-              </w:rPr>
-              <w:t>,</w:t>
-            </w:r>
-          </w:p>
-          <w:p>
-            <w:pPr>
-              <w:spacing w:line="278" w:lineRule="auto"/>
-              <w:rPr>
-                <w:b/>
-                <w:bCs/>
-              </w:rPr>
-            </w:pPr>
-            <w:r>
-              <w:rPr>
-                <w:b/>
-                <w:bCs/>
-                <w:highlight w:val="red"/>
-              </w:rPr>
-              <w:t>and also can test when context leverage starts having an effect on child’s vocabulary</w:t>
-            </w:r>
-          </w:p>
-          <w:tbl>
-            <w:tblPr>
-              <w:tblStyle w:val="TableGrid"/>
-              <w:tblW w:w="0" w:type="auto"/>
-              <w:tblLook w:val="04A0" w:firstRow="1" w:lastRow="0" w:firstColumn="1" w:lastColumn="0" w:noHBand="0" w:noVBand="1"/>
-            </w:tblPr>
-            <w:tblGrid>
-              <w:gridCol w:w="3410"/>
-              <w:gridCol w:w="3410"/>
-              <w:gridCol w:w="3410"/>
-            </w:tblGrid>
-            <w:tr>
-              <w:tc>
-                <w:tcPr>
-                  <w:tcW w:w="3410" w:type="dxa"/>
-                </w:tcPr>
-                <w:p>
-                  <w:r>
-                    <w:t>Participant</w:t>
-                  </w:r>
-                </w:p>
-              </w:tc>
-              <w:tc>
-                <w:tcPr>
-                  <w:tcW w:w="3410" w:type="dxa"/>
-                </w:tcPr>
-                <w:p>
-                  <w:r>
-                    <w:t>Age</w:t>
-                  </w:r>
-                </w:p>
-              </w:tc>
-              <w:tc>
-                <w:tcPr>
-                  <w:tcW w:w="3410" w:type="dxa"/>
-                </w:tcPr>
-                <w:p>
-                  <w:r>
-                    <w:t>Value</w:t>
-                  </w:r>
-                </w:p>
-              </w:tc>
-            </w:tr>
-            <w:tr>
-              <w:tc>
-                <w:tcPr>
-                  <w:tcW w:w="3410" w:type="dxa"/>
-                </w:tcPr>
-                <w:p>
-                  <w:r>
-                    <w:t>Child 1</w:t>
-                  </w:r>
-                </w:p>
-              </w:tc>
-              <w:tc>
-                <w:tcPr>
-                  <w:tcW w:w="3410" w:type="dxa"/>
-                </w:tcPr>
-                <w:p>
-                  <w:r>
-                    <w:t>18 months</w:t>
-                  </w:r>
-                </w:p>
-              </w:tc>
-              <w:tc>
-                <w:tcPr>
-                  <w:tcW w:w="3410" w:type="dxa"/>
-                </w:tcPr>
-                <w:p>
-                  <w:r>
-                    <w:t>0</w:t>
-                  </w:r>
-                </w:p>
-              </w:tc>
-            </w:tr>
-            <w:tr>
-              <w:tc>
-                <w:tcPr>
-                  <w:tcW w:w="3410" w:type="dxa"/>
-                </w:tcPr>
-                <w:p>
-                  <w:r>
-                    <w:t>Child 1</w:t>
-                  </w:r>
-                </w:p>
-              </w:tc>
-              <w:tc>
-                <w:tcPr>
-                  <w:tcW w:w="3410" w:type="dxa"/>
-                </w:tcPr>
-                <w:p>
-                  <w:r>
-                    <w:t>20 months</w:t>
-                  </w:r>
-                </w:p>
-              </w:tc>
-              <w:tc>
-                <w:tcPr>
-                  <w:tcW w:w="3410" w:type="dxa"/>
-                </w:tcPr>
-                <w:p>
-                  <w:r>
-                    <w:t>0</w:t>
-                  </w:r>
-                </w:p>
-              </w:tc>
-            </w:tr>
-            <w:tr>
-              <w:tc>
-                <w:tcPr>
-                  <w:tcW w:w="3410" w:type="dxa"/>
-                </w:tcPr>
-                <w:p>
-                  <w:r>
-                    <w:t>Child 1</w:t>
-                  </w:r>
-                </w:p>
-                <w:p/>
-                <w:p>
-                  <w:r>
-                    <w:rPr>
-                      <w:highlight w:val="red"/>
-                    </w:rPr>
-                    <w:t>Basically what is the CL value to which the word is finally learned?</w:t>
-                  </w:r>
-                </w:p>
-              </w:tc>
-              <w:tc>
-                <w:tcPr>
-                  <w:tcW w:w="3410" w:type="dxa"/>
-                </w:tcPr>
-                <w:p>
-                  <w:r>
-                    <w:t>22 months</w:t>
-                  </w:r>
-                </w:p>
-              </w:tc>
-              <w:tc>
-                <w:tcPr>
-                  <w:tcW w:w="3410" w:type="dxa"/>
-                </w:tcPr>
-                <w:p>
-                  <w:r>
-                    <w:t>1</w:t>
-                  </w:r>
-                </w:p>
-              </w:tc>
-            </w:tr>
-          </w:tbl>
-          <w:p>
-            <w:pPr>
-              <w:spacing w:line="278" w:lineRule="auto"/>
-            </w:pPr>
-          </w:p>
-          <w:p>
-            <w:pPr>
-              <w:spacing w:line="278" w:lineRule="auto"/>
-            </w:pPr>
-          </w:p>
-          <w:p>
-            <w:pPr>
-              <w:spacing w:line="278" w:lineRule="auto"/>
-              <w:rPr>
-                <w:b/>
-                <w:bCs/>
-              </w:rPr>
-            </w:pPr>
-            <w:r>
-              <w:rPr>
-                <w:b/>
-                <w:bCs/>
-              </w:rPr>
-              <w:t xml:space="preserve">Eye-tracking </w:t>
-            </w:r>
-          </w:p>
-          <w:p>
-            <w:pPr>
-              <w:pStyle w:val="ListParagraph"/>
-              <w:numPr>
-                <w:ilvl w:val="0"/>
-                <w:numId w:val="1"/>
-              </w:numPr>
-            </w:pPr>
-            <w:r>
-              <w:t xml:space="preserve">Is this done in pair? </w:t>
-            </w:r>
-          </w:p>
-          <w:p>
-            <w:pPr>
-              <w:pStyle w:val="ListParagraph"/>
-              <w:numPr>
-                <w:ilvl w:val="0"/>
-                <w:numId w:val="1"/>
-              </w:numPr>
-            </w:pPr>
-            <w:r>
-              <w:t>Does the pair word contain a known word with a not known word? – limitations?</w:t>
-            </w:r>
-          </w:p>
-          <w:p>
-            <w:pPr>
-              <w:pStyle w:val="ListParagraph"/>
-              <w:numPr>
-                <w:ilvl w:val="0"/>
-                <w:numId w:val="1"/>
-              </w:numPr>
-            </w:pPr>
-            <w:r>
-              <w:t>Do these pairs divided into HIGH CL and LOW CL?</w:t>
-            </w:r>
-          </w:p>
-          <w:p/>
-        </w:tc>
-      </w:tr>
-      <w:tr>
-        <w:tc>
-          <w:tcPr>
-            <w:tcW w:w="10456" w:type="dxa"/>
-          </w:tcPr>
-          <w:p/>
-          <w:p>
-            <w:pPr>
-              <w:pStyle w:val="ListParagraph"/>
-              <w:numPr>
-                <w:ilvl w:val="0"/>
-                <w:numId w:val="14"/>
-              </w:numPr>
-              <w:rPr>
-                <w:b/>
-                <w:bCs/>
-              </w:rPr>
-            </w:pPr>
-            <w:r>
-              <w:rPr>
-                <w:b/>
-                <w:bCs/>
-              </w:rPr>
-              <w:t xml:space="preserve">Testing context leverage using other languages </w:t>
-            </w:r>
-          </w:p>
-          <w:p>
-            <w:pPr>
-              <w:pStyle w:val="ListParagraph"/>
-              <w:numPr>
-                <w:ilvl w:val="1"/>
-                <w:numId w:val="14"/>
-              </w:numPr>
-            </w:pPr>
-            <w:r>
-              <w:t xml:space="preserve">Studies </w:t>
-            </w:r>
-            <w:r>
-              <w:t xml:space="preserve">were conducted using languages other than English. However, since CL concept is relatively new, </w:t>
-            </w:r>
-            <w:r>
-              <w:t>I doubt that there are so many studies testing CL in different languages.</w:t>
-            </w:r>
-          </w:p>
-          <w:p/>
-        </w:tc>
-      </w:tr>
-      <w:tr>
-        <w:tc>
-          <w:tcPr>
-            <w:tcW w:w="10456" w:type="dxa"/>
-          </w:tcPr>
-          <w:p/>
-          <w:p>
-            <w:pPr>
-              <w:pStyle w:val="ListParagraph"/>
-              <w:numPr>
-                <w:ilvl w:val="0"/>
-                <w:numId w:val="14"/>
-              </w:numPr>
-              <w:rPr>
-                <w:b/>
-                <w:bCs/>
-              </w:rPr>
-            </w:pPr>
-            <w:r>
-              <w:rPr>
-                <w:b/>
-                <w:bCs/>
-              </w:rPr>
-              <w:t xml:space="preserve">Testing </w:t>
-            </w:r>
-            <w:r>
-              <w:rPr>
-                <w:b/>
-                <w:bCs/>
-              </w:rPr>
-              <w:t>W</w:t>
-            </w:r>
-            <w:r>
-              <w:rPr>
-                <w:b/>
-                <w:bCs/>
-              </w:rPr>
-              <w:t xml:space="preserve">orking </w:t>
-            </w:r>
-            <w:r>
-              <w:rPr>
-                <w:b/>
-                <w:bCs/>
-              </w:rPr>
-              <w:t>M</w:t>
-            </w:r>
-            <w:r>
-              <w:rPr>
-                <w:b/>
-                <w:bCs/>
-              </w:rPr>
-              <w:t xml:space="preserve">emory on infants </w:t>
-            </w:r>
-            <w:r>
-              <w:t>(Layla’s WM paper showed that WM aid learning words from context)</w:t>
-            </w:r>
-            <w:r>
-              <w:t xml:space="preserve"> </w:t>
-            </w:r>
-          </w:p>
-          <w:p>
-            <w:pPr>
-              <w:pStyle w:val="ListParagraph"/>
-              <w:numPr>
-                <w:ilvl w:val="1"/>
-                <w:numId w:val="14"/>
-              </w:numPr>
-              <w:rPr>
-                <w:b/>
-                <w:bCs/>
-              </w:rPr>
-            </w:pPr>
-            <w:r>
-              <w:rPr>
-                <w:b/>
-                <w:bCs/>
-              </w:rPr>
-              <w:t>Investigate whether WM aid learning words from context for infants</w:t>
-            </w:r>
-          </w:p>
-          <w:p>
-            <w:pPr>
-              <w:pStyle w:val="ListParagraph"/>
-              <w:numPr>
-                <w:ilvl w:val="2"/>
-                <w:numId w:val="14"/>
-              </w:numPr>
-              <w:rPr>
-                <w:b/>
-                <w:bCs/>
-              </w:rPr>
-            </w:pPr>
-            <w:r>
-              <w:rPr>
-                <w:b/>
-                <w:bCs/>
-                <w:noProof/>
-              </w:rPr>
-              <w:lastRenderedPageBreak/>
-              <w:drawing>
-                <wp:inline distT="0" distB="0" distL="0" distR="0" wp14:anchorId="7EF2E1FE" wp14:editId="46D4CF6C">
-                  <wp:extent cx="4220164" cy="790685"/>
-                  <wp:effectExtent l="0" t="0" r="9525" b="9525"/>
-                  <wp:docPr id="164569302" name="Picture 1"/>
-                  <wp:cNvGraphicFramePr>
-                    <a:graphicFrameLocks xmlns:a="http://schemas.openxmlformats.org/drawingml/2006/main" noChangeAspect="1"/>
-                  </wp:cNvGraphicFramePr>
-                  <a:graphic xmlns:a="http://schemas.openxmlformats.org/drawingml/2006/main">
-                    <a:graphicData uri="http://schemas.openxmlformats.org/drawingml/2006/picture">
-                      <pic:pic xmlns:pic="http://schemas.openxmlformats.org/drawingml/2006/picture">
-                        <pic:nvPicPr>
-                          <pic:cNvPr id="164569302" name=""/>
-                          <pic:cNvPicPr/>
-                        </pic:nvPicPr>
-                        <pic:blipFill>
-                          <a:blip r:embed="rId23"/>
-                          <a:stretch>
-                            <a:fillRect/>
-                          </a:stretch>
-                        </pic:blipFill>
-                        <pic:spPr>
-                          <a:xfrm>
-                            <a:off x="0" y="0"/>
-                            <a:ext cx="4220164" cy="790685"/>
-                          </a:xfrm>
-                          <a:prstGeom prst="rect">
-                            <a:avLst/>
-                          </a:prstGeom>
-                        </pic:spPr>
-                      </pic:pic>
-                    </a:graphicData>
-                  </a:graphic>
-                </wp:inline>
-              </w:drawing>
-            </w:r>
-          </w:p>
-          <w:p/>
-        </w:tc>
-      </w:tr>
-      <w:tr>
-        <w:tc>
-          <w:tcPr>
-            <w:tcW w:w="10456" w:type="dxa"/>
-          </w:tcPr>
-          <w:p>
-            <w:pPr>
-              <w:pStyle w:val="ListParagraph"/>
-              <w:numPr>
-                <w:ilvl w:val="0"/>
-                <w:numId w:val="14"/>
-              </w:numPr>
-            </w:pPr>
-            <w:r>
-              <w:lastRenderedPageBreak/>
-              <w:t>Previous studies have found a relationship between children's working memory and vocabulary.</w:t>
-            </w:r>
-          </w:p>
-          <w:p>
-            <w:pPr>
-              <w:pStyle w:val="ListParagraph"/>
-              <w:numPr>
-                <w:ilvl w:val="1"/>
-                <w:numId w:val="14"/>
-              </w:numPr>
-              <w:rPr>
-                <w:b/>
-                <w:bCs/>
-              </w:rPr>
-            </w:pPr>
-            <w:r>
-              <w:rPr>
-                <w:b/>
-                <w:bCs/>
-              </w:rPr>
-              <w:t>Testing relationship between VOCABULARY SIZE and WORKING MEMORY</w:t>
-            </w:r>
-          </w:p>
-        </w:tc>
-      </w:tr>
-      <w:tr>
-        <w:tc>
-          <w:tcPr>
-            <w:tcW w:w="10456" w:type="dxa"/>
-          </w:tcPr>
-          <w:p/>
-        </w:tc>
-      </w:tr>
-      <w:tr>
-        <w:tc>
-          <w:tcPr>
-            <w:tcW w:w="10456" w:type="dxa"/>
-          </w:tcPr>
-          <w:p/>
-          <w:p>
-            <w:r>
-              <w:rPr>
-                <w:b/>
-                <w:bCs/>
-                <w:noProof/>
-              </w:rPr>
-              <mc:AlternateContent>
-                <mc:Choice Requires="wps">
-                  <w:drawing>
-                    <wp:anchor distT="0" distB="0" distL="114300" distR="114300" simplePos="0" relativeHeight="251664384" behindDoc="0" locked="0" layoutInCell="1" allowOverlap="1" wp14:anchorId="14C06101" wp14:editId="45CB71F7">
-                      <wp:simplePos x="0" y="0"/>
-                      <wp:positionH relativeFrom="column">
-                        <wp:posOffset>3072985</wp:posOffset>
-                      </wp:positionH>
-                      <wp:positionV relativeFrom="paragraph">
-                        <wp:posOffset>149750</wp:posOffset>
-                      </wp:positionV>
-                      <wp:extent cx="1152939" cy="254441"/>
-                      <wp:effectExtent l="0" t="0" r="66675" b="69850"/>
-                      <wp:wrapNone/>
-                      <wp:docPr id="1743499065" name="Straight Arrow Connector 6"/>
-                      <wp:cNvGraphicFramePr/>
-                      <a:graphic xmlns:a="http://schemas.openxmlformats.org/drawingml/2006/main">
-                        <a:graphicData uri="http://schemas.microsoft.com/office/word/2010/wordprocessingShape">
-                          <wps:wsp>
-                            <wps:cNvCnPr/>
-                            <wps:spPr>
-                              <a:xfrm>
-                                <a:off x="0" y="0"/>
-                                <a:ext cx="1152939" cy="254441"/>
-                              </a:xfrm>
-                              <a:prstGeom prst="straightConnector1">
-                                <a:avLst/>
-                              </a:prstGeom>
-                              <a:ln>
-                                <a:tailEnd type="triangle"/>
-                              </a:ln>
-                            </wps:spPr>
-                            <wps:style>
-                              <a:lnRef idx="1">
-                                <a:schemeClr val="accent1"/>
-                              </a:lnRef>
-                              <a:fillRef idx="0">
-                                <a:schemeClr val="accent1"/>
-                              </a:fillRef>
-                              <a:effectRef idx="0">
-                                <a:schemeClr val="accent1"/>
-                              </a:effectRef>
-                              <a:fontRef idx="minor">
-                                <a:schemeClr val="tx1"/>
-                              </a:fontRef>
-                            </wps:style>
-                            <wps:bodyPr/>
-                          </wps:wsp>
-                        </a:graphicData>
-                      </a:graphic>
-                    </wp:anchor>
-                  </w:drawing>
-                </mc:Choice>
-                <mc:Fallback>
-                  <w:pict>
-                    <v:shape w14:anchorId="58BC8C7D" id="Straight Arrow Connector 6" o:spid="_x0000_s1026" type="#_x0000_t32" style="position:absolute;margin-left:241.95pt;margin-top:11.8pt;width:90.8pt;height:20.05pt;z-index:251664384;visibility:visible;mso-wrap-style:square;mso-wrap-distance-left:9pt;mso-wrap-distance-top:0;mso-wrap-distance-right:9pt;mso-wrap-distance-bottom:0;mso-position-horizontal:absolute;mso-position-horizontal-relative:text;mso-position-vertical:absolute;mso-position-vertical-relative:text" o:gfxdata="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" strokecolor="#156082 [3204]" strokeweight=".5pt">
-                      <v:stroke endarrow="block" joinstyle="miter"/>
-                    </v:shape>
-                  </w:pict>
-                </mc:Fallback>
-              </mc:AlternateContent>
-            </w:r>
-            <w:r>
-              <w:rPr>
-                <w:b/>
-                <w:bCs/>
-                <w:highlight w:val="darkGray"/>
-              </w:rPr>
-              <w:t>No evidence about the learning mechanism</w:t>
-            </w:r>
-          </w:p>
-          <w:p/>
-          <w:p>
-            <w:pPr>
-              <w:pStyle w:val="ListParagraph"/>
-              <w:numPr>
-                <w:ilvl w:val="0"/>
-                <w:numId w:val="14"/>
-              </w:numPr>
-              <w:rPr>
-                <w:b/>
-                <w:bCs/>
-              </w:rPr>
-            </w:pPr>
-            <w:r>
-              <w:rPr>
-                <w:b/>
-                <w:bCs/>
-              </w:rPr>
-              <w:t>Understanding</w:t>
-            </w:r>
-            <w:r>
-              <w:rPr>
-                <w:b/>
-                <w:bCs/>
-              </w:rPr>
-              <w:t xml:space="preserve"> what </w:t>
-            </w:r>
-            <w:r>
-              <w:rPr>
-                <w:b/>
-                <w:bCs/>
-              </w:rPr>
-              <w:t>mechanism of novel word learning by context</w:t>
-            </w:r>
-            <w:r>
-              <w:rPr>
-                <w:b/>
-                <w:bCs/>
-              </w:rPr>
-              <w:t xml:space="preserve"> infants </w:t>
-            </w:r>
-            <w:r>
-              <w:t>apply (Layla’s WM paper showed that People spend extra time processing the new word after they know the context</w:t>
-            </w:r>
-            <w:r>
-              <w:t xml:space="preserve"> </w:t>
-            </w:r>
-            <w:r>
-              <w:sym w:font="Wingdings" w:char="F0E0"/>
-            </w:r>
-            <w:r>
-              <w:t xml:space="preserve"> This suggests that the brain is actively linking the new word with the meaning suggested by the surrounding words</w:t>
-            </w:r>
-            <w:r>
-              <w:t>)</w:t>
-            </w:r>
-            <w:r>
-              <w:rPr>
-                <w:b/>
-                <w:bCs/>
-              </w:rPr>
-              <w:t xml:space="preserve"> </w:t>
-            </w:r>
-          </w:p>
-          <w:p>
-            <w:pPr>
-              <w:pStyle w:val="ListParagraph"/>
-              <w:numPr>
-                <w:ilvl w:val="1"/>
-                <w:numId w:val="14"/>
-              </w:numPr>
-              <w:rPr>
-                <w:b/>
-                <w:bCs/>
-              </w:rPr>
-            </w:pPr>
-            <w:r>
-              <w:rPr>
-                <w:b/>
-                <w:bCs/>
-                <w:noProof/>
-              </w:rPr>
-              <w:drawing>
-                <wp:inline distT="0" distB="0" distL="0" distR="0" wp14:anchorId="5B3DEF07" wp14:editId="7207D21B">
-                  <wp:extent cx="4220164" cy="790685"/>
-                  <wp:effectExtent l="0" t="0" r="9525" b="9525"/>
-                  <wp:docPr id="1193020032" name="Picture 1"/>
-                  <wp:cNvGraphicFramePr>
-                    <a:graphicFrameLocks xmlns:a="http://schemas.openxmlformats.org/drawingml/2006/main" noChangeAspect="1"/>
-                  </wp:cNvGraphicFramePr>
-                  <a:graphic xmlns:a="http://schemas.openxmlformats.org/drawingml/2006/main">
-                    <a:graphicData uri="http://schemas.openxmlformats.org/drawingml/2006/picture">
-                      <pic:pic xmlns:pic="http://schemas.openxmlformats.org/drawingml/2006/picture">
-                        <pic:nvPicPr>
-                          <pic:cNvPr id="164569302" name=""/>
-                          <pic:cNvPicPr/>
-                        </pic:nvPicPr>
-                        <pic:blipFill>
-                          <a:blip r:embed="rId23"/>
-                          <a:stretch>
-                            <a:fillRect/>
-                          </a:stretch>
-                        </pic:blipFill>
-                        <pic:spPr>
-                          <a:xfrm>
-                            <a:off x="0" y="0"/>
-                            <a:ext cx="4220164" cy="790685"/>
-                          </a:xfrm>
-                          <a:prstGeom prst="rect">
-                            <a:avLst/>
-                          </a:prstGeom>
-                        </pic:spPr>
-                      </pic:pic>
-                    </a:graphicData>
-                  </a:graphic>
-                </wp:inline>
-              </w:drawing>
-            </w:r>
-          </w:p>
-          <w:p/>
-        </w:tc>
-      </w:tr>
-      <w:tr>
-        <w:tc>
-          <w:tcPr>
-            <w:tcW w:w="10456" w:type="dxa"/>
-          </w:tcPr>
-          <w:p/>
-          <w:p>
-            <w:r>
-              <w:rPr>
-                <w:highlight w:val="darkGray"/>
-              </w:rPr>
-              <w:t>Testing the ga</w:t>
-            </w:r>
-            <w:r>
-              <w:rPr>
-                <w:highlight w:val="darkGray"/>
-              </w:rPr>
-              <w:t>p</w:t>
-            </w:r>
-            <w:r>
-              <w:rPr>
-                <w:highlight w:val="darkGray"/>
-              </w:rPr>
-              <w:t xml:space="preserve"> between RECOGNITION and PRODUCTION</w:t>
-            </w:r>
-          </w:p>
-          <w:p/>
-          <w:p>
-            <w:pPr>
-              <w:pStyle w:val="ListParagraph"/>
-              <w:numPr>
-                <w:ilvl w:val="0"/>
-                <w:numId w:val="14"/>
-              </w:numPr>
-              <w:rPr>
-                <w:b/>
-                <w:bCs/>
-              </w:rPr>
-            </w:pPr>
-            <w:r>
-              <w:rPr>
-                <w:b/>
-                <w:bCs/>
-              </w:rPr>
-              <w:t>Testing how big is the gap between WORD RECOGNITION and WORD PRODUCTION</w:t>
-            </w:r>
-          </w:p>
-          <w:p>
-            <w:pPr>
-              <w:pStyle w:val="ListParagraph"/>
-              <w:ind w:left="360"/>
-              <w:rPr>
-                <w:b/>
-                <w:bCs/>
-              </w:rPr>
-            </w:pPr>
-            <w:r>
-              <w:rPr>
-                <w:b/>
-                <w:bCs/>
-                <w:noProof/>
-              </w:rPr>
-              <mc:AlternateContent>
-                <mc:Choice Requires="wps">
-                  <w:drawing>
-                    <wp:anchor distT="0" distB="0" distL="114300" distR="114300" simplePos="0" relativeHeight="251663360" behindDoc="0" locked="0" layoutInCell="1" allowOverlap="1" wp14:anchorId="0CF55F87" wp14:editId="217168E2">
-                      <wp:simplePos x="0" y="0"/>
-                      <wp:positionH relativeFrom="column">
-                        <wp:posOffset>2436495</wp:posOffset>
-                      </wp:positionH>
-                      <wp:positionV relativeFrom="paragraph">
-                        <wp:posOffset>63500</wp:posOffset>
-                      </wp:positionV>
-                      <wp:extent cx="3543300" cy="317500"/>
-                      <wp:effectExtent l="0" t="0" r="19050" b="25400"/>
-                      <wp:wrapNone/>
-                      <wp:docPr id="2112356150" name="Text Box 5"/>
-                      <wp:cNvGraphicFramePr/>
-                      <a:graphic xmlns:a="http://schemas.openxmlformats.org/drawingml/2006/main">
-                        <a:graphicData uri="http://schemas.microsoft.com/office/word/2010/wordprocessingShape">
-                          <wps:wsp>
-                            <wps:cNvSpPr txBox="1"/>
-                            <wps:spPr>
-                              <a:xfrm>
-                                <a:off x="0" y="0"/>
-                                <a:ext cx="3543300" cy="317500"/>
-                              </a:xfrm>
-                              <a:prstGeom prst="rect">
-                                <a:avLst/>
-                              </a:prstGeom>
-                              <a:solidFill>
-                                <a:schemeClr val="lt1"/>
-                              </a:solidFill>
-                              <a:ln w="6350">
-                                <a:solidFill>
-                                  <a:prstClr val="black"/>
-                                </a:solidFill>
-                              </a:ln>
-                            </wps:spPr>
-                            <wps:txbx>
-                              <w:txbxContent>
-                                <w:p>
-                                  <w:r>
-                                    <w:rPr>
-                                      <w:b/>
-                                      <w:bCs/>
-                                    </w:rPr>
-                                    <w:t xml:space="preserve">Eye-tracking or </w:t>
-                                  </w:r>
-                                  <w:r>
-                                    <w:rPr>
-                                      <w:b/>
-                                      <w:bCs/>
-                                    </w:rPr>
-                                    <w:t>similar</w:t>
-                                  </w:r>
-                                  <w:r>
-                                    <w:t xml:space="preserve">     |     </w:t>
-                                  </w:r>
-                                  <w:r>
-                                    <w:rPr>
-                                      <w:b/>
-                                      <w:bCs/>
-                                    </w:rPr>
-                                    <w:t>MCDI data base</w:t>
-                                  </w:r>
-                                </w:p>
-                              </w:txbxContent>
-                            </wps:txbx>
-                            <wps:bodyPr rot="0" spcFirstLastPara="0" vertOverflow="overflow" horzOverflow="overflow" vert="horz" wrap="square" lIns="91440" tIns="45720" rIns="91440" bIns="45720" numCol="1" spcCol="0" rtlCol="0" fromWordArt="0" anchor="t" anchorCtr="0" forceAA="0" compatLnSpc="1">
-                              <a:prstTxWarp prst="textNoShape">
-                                <a:avLst/>
-                              </a:prstTxWarp>
-                              <a:noAutofit/>
-                            </wps:bodyPr>
-                          </wps:wsp>
-                        </a:graphicData>
-                      </a:graphic>
-                      <wp14:sizeRelH relativeFrom="margin">
-                        <wp14:pctWidth>0</wp14:pctWidth>
-                      </wp14:sizeRelH>
-                      <wp14:sizeRelV relativeFrom="margin">
-                        <wp14:pctHeight>0</wp14:pctHeight>
-                      </wp14:sizeRelV>
-                    </wp:anchor>
-                  </w:drawing>
-                </mc:Choice>
-                <mc:Fallback>
-                  <w:pict>
-                    <v:shapetype w14:anchorId="0CF55F87" id="_x0000_t202" coordsize="21600,21600" o:spt="202" path="m,l,21600r21600,l21600,xe">
-                      <v:stroke joinstyle="miter"/>
-                      <v:path gradientshapeok="t" o:connecttype="rect"/>
-                    </v:shapetype>
-                    <v:shape id="Text Box 5" o:spid="_x0000_s1026" type="#_x0000_t202" style="position:absolute;left:0;text-align:left;margin-left:191.85pt;margin-top:5pt;width:279pt;height:25pt;z-index:251663360;visibility:visible;mso-wrap-style:square;mso-width-percent:0;mso-height-percent:0;mso-wrap-distance-left:9pt;mso-wrap-distance-top:0;mso-wrap-distance-right:9pt;mso-wrap-distance-bottom:0;mso-position-horizontal:absolute;mso-position-horizontal-relative:text;mso-position-vertical:absolute;mso-position-vertical-relative:text;mso-width-percent:0;mso-height-percent:0;mso-width-relative:margin;mso-height-relative:margin;v-text-anchor:top" o:gfxdata="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" fillcolor="white [3201]" strokeweight=".5pt">
-                      <v:textbox>
-                        <w:txbxContent>
-                          <w:p>
-                            <w:r>
-                              <w:rPr>
-                                <w:b/>
-                                <w:bCs/>
-                              </w:rPr>
-                              <w:t xml:space="preserve">Eye-tracking or </w:t>
-                            </w:r>
-                            <w:r>
-                              <w:rPr>
-                                <w:b/>
-                                <w:bCs/>
-                              </w:rPr>
-                              <w:t>similar</w:t>
-                            </w:r>
-                            <w:r>
-                              <w:t xml:space="preserve">     |     </w:t>
-                            </w:r>
-                            <w:r>
-                              <w:rPr>
-                                <w:b/>
-                                <w:bCs/>
-                              </w:rPr>
-                              <w:t>MCDI data base</w:t>
-                            </w:r>
-                          </w:p>
-                        </w:txbxContent>
-                      </v:textbox>
-                    </v:shape>
-                  </w:pict>
-                </mc:Fallback>
-              </mc:AlternateContent>
-            </w:r>
-          </w:p>
-          <w:p>
-            <w:pPr>
-              <w:pStyle w:val="ListParagraph"/>
-              <w:ind w:left="360"/>
-              <w:rPr>
-                <w:b/>
-                <w:bCs/>
-              </w:rPr>
-            </w:pPr>
-          </w:p>
-          <w:p>
-            <w:pPr>
-              <w:pStyle w:val="ListParagraph"/>
-              <w:ind w:left="360"/>
-              <w:rPr>
-                <w:b/>
-                <w:bCs/>
-              </w:rPr>
-            </w:pPr>
-          </w:p>
-          <w:p>
-            <w:pPr>
-              <w:pStyle w:val="ListParagraph"/>
-              <w:numPr>
-                <w:ilvl w:val="1"/>
-                <w:numId w:val="14"/>
-              </w:numPr>
-            </w:pPr>
-            <w:r>
-              <w:t xml:space="preserve">Is there a </w:t>
-            </w:r>
-            <w:r>
-              <w:rPr>
-                <w:b/>
-                <w:bCs/>
-              </w:rPr>
-              <w:t>relationship between these GAP SIZES and WORD LEARNING</w:t>
-            </w:r>
-            <w:r>
-              <w:t>?</w:t>
-            </w:r>
-          </w:p>
-          <w:p>
-            <w:pPr>
-              <w:pStyle w:val="ListParagraph"/>
-              <w:numPr>
-                <w:ilvl w:val="2"/>
-                <w:numId w:val="14"/>
-              </w:numPr>
-            </w:pPr>
-            <w:r>
-              <w:t>If so, investigate what affect word production (sound properties? Difficult realisation at a articulatory sound production system such as larynx, tongue, etc, position and movements, and so on…).</w:t>
-            </w:r>
-          </w:p>
-          <w:p/>
-        </w:tc>
-      </w:tr>
-      <w:tr>
-        <w:tc>
-          <w:tcPr>
-            <w:tcW w:w="10456" w:type="dxa"/>
-          </w:tcPr>
-          <w:p/>
-          <w:p>
-            <w:pPr>
-              <w:pStyle w:val="ListParagraph"/>
-              <w:numPr>
-                <w:ilvl w:val="0"/>
-                <w:numId w:val="14"/>
-              </w:numPr>
-              <w:rPr>
-                <w:b/>
-                <w:bCs/>
-              </w:rPr>
-            </w:pPr>
-            <w:r>
-              <w:rPr>
-                <w:b/>
-                <w:bCs/>
-              </w:rPr>
-              <w:t xml:space="preserve">Do </w:t>
-            </w:r>
-            <w:r>
-              <w:rPr>
-                <w:b/>
-                <w:bCs/>
-              </w:rPr>
-              <w:t>children with larger vocabularies benefit more</w:t>
-            </w:r>
-            <w:r>
-              <w:rPr>
-                <w:b/>
-                <w:bCs/>
-              </w:rPr>
-              <w:t xml:space="preserve"> in AoA?</w:t>
-            </w:r>
-          </w:p>
-          <w:p>
-            <w:pPr>
-              <w:pStyle w:val="ListParagraph"/>
-              <w:numPr>
-                <w:ilvl w:val="1"/>
-                <w:numId w:val="14"/>
-              </w:numPr>
-            </w:pPr>
-            <w:r>
-              <w:rPr>
-                <w:b/>
-                <w:bCs/>
-              </w:rPr>
-              <w:t>At a given age, if Child A knows 250 words and Child B knows 100 words, does Child A acquire more new words over the next month?</w:t>
-            </w:r>
-            <w:r>
-              <w:rPr>
-                <w:b/>
-                <w:bCs/>
-              </w:rPr>
-              <w:t xml:space="preserve"> </w:t>
-            </w:r>
-            <w:r>
-              <w:t>(accounting for the same key predictors)</w:t>
-            </w:r>
-          </w:p>
-          <w:p>
-            <w:pPr>
-              <w:pStyle w:val="ListParagraph"/>
-              <w:numPr>
-                <w:ilvl w:val="2"/>
-                <w:numId w:val="14"/>
-              </w:numPr>
-            </w:pPr>
-            <w:r>
-              <w:t>Individual children diff in the way cl</w:t>
-            </w:r>
-          </w:p>
-          <w:p>
-            <w:pPr>
-              <w:pStyle w:val="ListParagraph"/>
-              <w:numPr>
-                <w:ilvl w:val="3"/>
-                <w:numId w:val="14"/>
-              </w:numPr>
-            </w:pPr>
-            <w:r>
-              <w:t>Measure?</w:t>
-            </w:r>
-          </w:p>
-          <w:p>
-            <w:pPr>
-              <w:pStyle w:val="ListParagraph"/>
-              <w:numPr>
-                <w:ilvl w:val="2"/>
-                <w:numId w:val="14"/>
-              </w:numPr>
-            </w:pPr>
-            <w:r>
-              <w:t>Environment gives diff opportunities to use cl</w:t>
-            </w:r>
-          </w:p>
-          <w:p>
-            <w:pPr>
-              <w:pStyle w:val="ListParagraph"/>
-              <w:numPr>
-                <w:ilvl w:val="3"/>
-                <w:numId w:val="14"/>
-              </w:numPr>
-            </w:pPr>
-            <w:r>
-              <w:t>Measure?</w:t>
-            </w:r>
-          </w:p>
-          <w:p/>
-        </w:tc>
-      </w:tr>
-      <w:tr>
-        <w:tc>
-          <w:tcPr>
-            <w:tcW w:w="10456" w:type="dxa"/>
-          </w:tcPr>
-          <w:p/>
-        </w:tc>
-      </w:tr>
-    </w:tbl>
-    <w:p>
-      <w:pPr>
-        <w:spacing w:after="0"/>
-      </w:pPr>
-    </w:p>
-    <w:p>
-      <w:pPr>
-        <w:spacing w:after="0"/>
-      </w:pPr>
-    </w:p>
-    <w:p>
-      <w:pPr>
-        <w:spacing w:after="0"/>
-      </w:pPr>
-    </w:p>
-    <w:p>
-      <w:pPr>
-        <w:spacing w:after="0"/>
-        <w:rPr>
-          <w:b/>
-          <w:bCs/>
-        </w:rPr>
-      </w:pPr>
-      <w:r>
-        <w:rPr>
-          <w:b/>
-          <w:bCs/>
-        </w:rPr>
-        <w:t>2. No evidence about the learning mechanism</w:t>
-      </w:r>
-    </w:p>
-    <w:p>
-      <w:pPr>
-        <w:numPr>
-          <w:ilvl w:val="0"/>
-          <w:numId w:val="15"/>
-        </w:numPr>
-        <w:spacing w:after="0"/>
-      </w:pPr>
-      <w:r>
-        <w:t xml:space="preserve">The study shows that context leverage predicts vocabulary acquisition, but does not explain how children actually use contextual information to learn words. </w:t>
-      </w:r>
-    </w:p>
-    <w:p>
-      <w:pPr>
-        <w:numPr>
-          <w:ilvl w:val="0"/>
-          <w:numId w:val="15"/>
-        </w:numPr>
-        <w:spacing w:after="0"/>
-      </w:pPr>
-      <w:r>
-        <w:lastRenderedPageBreak/>
-        <w:t xml:space="preserve">Although an RNN was used to derive one measure of context leverage, the authors do not claim that children learn like RNNs. </w:t>
-      </w:r>
-    </w:p>
-    <w:p>
-      <w:pPr>
-        <w:numPr>
-          <w:ilvl w:val="0"/>
-          <w:numId w:val="15"/>
-        </w:numPr>
-        <w:spacing w:after="0"/>
-      </w:pPr>
-      <w:r>
-        <w:t xml:space="preserve">Whether children use prediction during language processing remains an open question. </w:t>
-      </w:r>
-    </w:p>
-    <w:p>
-      <w:pPr>
-        <w:spacing w:after="0"/>
-        <w:rPr>
-          <w:b/>
-          <w:bCs/>
-        </w:rPr>
-      </w:pPr>
-      <w:r>
-        <w:rPr>
-          <w:b/>
-          <w:bCs/>
-        </w:rPr>
-        <w:pict w14:anchorId="5074D004">
-          <v:rect id="_x0000_i1025" style="width:0;height:1.5pt" o:hralign="center" o:hrstd="t" o:hr="t" fillcolor="#a0a0a0" stroked="f"/>
-        </w:pict>
-      </w:r>
-    </w:p>
-    <w:p>
-      <w:pPr>
-        <w:spacing w:after="0"/>
-        <w:rPr>
-          <w:b/>
-          <w:bCs/>
-        </w:rPr>
-      </w:pPr>
-      <w:r>
-        <w:rPr>
-          <w:b/>
-          <w:bCs/>
-        </w:rPr>
-        <w:t>3. The time course of learning is unknown</w:t>
-      </w:r>
-    </w:p>
-    <w:p>
-      <w:pPr>
-        <w:numPr>
-          <w:ilvl w:val="0"/>
-          <w:numId w:val="16"/>
-        </w:numPr>
-        <w:spacing w:after="0"/>
-      </w:pPr>
-      <w:r>
-        <w:t xml:space="preserve">The study cannot determine how quickly context leverage influences learning. </w:t>
-      </w:r>
-    </w:p>
-    <w:p>
-      <w:pPr>
-        <w:numPr>
-          <w:ilvl w:val="0"/>
-          <w:numId w:val="16"/>
-        </w:numPr>
-        <w:spacing w:after="0"/>
-      </w:pPr>
-      <w:r>
-        <w:t xml:space="preserve">It remains unclear whether: </w:t>
-      </w:r>
-    </w:p>
-    <w:p>
-      <w:pPr>
-        <w:numPr>
-          <w:ilvl w:val="1"/>
-          <w:numId w:val="16"/>
-        </w:numPr>
-        <w:spacing w:after="0"/>
-      </w:pPr>
-      <w:r>
-        <w:t xml:space="preserve">children infer a word's meaning from a single informative exposure, or </w:t>
-      </w:r>
-    </w:p>
-    <w:p>
-      <w:pPr>
-        <w:numPr>
-          <w:ilvl w:val="1"/>
-          <w:numId w:val="16"/>
-        </w:numPr>
-        <w:spacing w:after="0"/>
-      </w:pPr>
-      <w:r>
-        <w:t>they gradually accumulate contextual information over many repeated exposures.</w:t>
-      </w:r>
-    </w:p>
-    <w:p>
-      <w:pPr>
-        <w:spacing w:after="0"/>
-      </w:pPr>
-    </w:p>
-    <w:p>
-      <w:pPr>
-        <w:spacing w:after="0"/>
-      </w:pPr>
-    </w:p>
-    <w:p>
-      <w:pPr>
-        <w:spacing w:after="0"/>
-      </w:pPr>
-    </w:p>
-    <w:p>
-      <w:pPr>
-        <w:spacing w:after="0"/>
-      </w:pPr>
-    </w:p>
-    <w:p>
-      <w:pPr>
-        <w:spacing w:after="0"/>
-      </w:pPr>
-    </w:p>
-    <w:p>
-      <w:pPr>
-        <w:spacing w:after="0"/>
-      </w:pPr>
-    </w:p>
-    <w:p>
-      <w:pPr>
-        <w:spacing w:after="0"/>
-      </w:pPr>
-    </w:p>
-    <w:p>
-      <w:pPr>
-        <w:spacing w:after="0"/>
-      </w:pPr>
-    </w:p>
-    <w:p>
-      <w:pPr>
-        <w:spacing w:after="0"/>
-        <w:rPr>
-          <w:b/>
-          <w:bCs/>
-        </w:rPr>
-      </w:pPr>
-      <w:r>
-        <w:rPr>
-          <w:b/>
-          <w:bCs/>
-        </w:rPr>
-        <w:t>PEEKBANK DESCRIPTION</w:t>
-      </w:r>
-    </w:p>
-    <w:p>
-      <w:pPr>
-        <w:spacing w:after="0"/>
-      </w:pPr>
-    </w:p>
-    <w:p>
-      <w:pPr>
-        <w:spacing w:after="0"/>
-        <w:rPr>
-          <w:b/>
-          <w:bCs/>
-        </w:rPr>
-      </w:pPr>
-      <w:r>
-        <w:rPr>
-          <w:b/>
-          <w:bCs/>
-        </w:rPr>
-        <w:t>Where do the data come from?</w:t>
-      </w:r>
-    </w:p>
-    <w:p>
-      <w:pPr>
-        <w:spacing w:after="0"/>
-      </w:pPr>
-      <w:r>
-        <w:t xml:space="preserve">The data come from </w:t>
-      </w:r>
-      <w:r>
-        <w:rPr>
-          <w:b/>
-          <w:bCs/>
-        </w:rPr>
-        <w:t>many different laboratories around the world</w:t>
-      </w:r>
-      <w:r>
-        <w:t xml:space="preserve"> that use the </w:t>
-      </w:r>
-      <w:r>
-        <w:rPr>
-          <w:b/>
-          <w:bCs/>
-        </w:rPr>
-        <w:t>looking-while-listening (LWL)</w:t>
-      </w:r>
-      <w:r>
-        <w:t xml:space="preserve"> paradigm.</w:t>
-      </w:r>
-    </w:p>
-    <w:p>
-      <w:pPr>
-        <w:spacing w:after="0"/>
-      </w:pPr>
-      <w:r>
-        <w:t>Instead of collecting new data themselves, the Peekbank team:</w:t>
-      </w:r>
-    </w:p>
-    <w:p>
-      <w:pPr>
-        <w:numPr>
-          <w:ilvl w:val="0"/>
-          <w:numId w:val="17"/>
-        </w:numPr>
-        <w:spacing w:after="0"/>
-      </w:pPr>
-      <w:r>
-        <w:t xml:space="preserve">obtained existing datasets from collaborating labs, </w:t>
-      </w:r>
-    </w:p>
-    <w:p>
-      <w:pPr>
-        <w:numPr>
-          <w:ilvl w:val="0"/>
-          <w:numId w:val="17"/>
-        </w:numPr>
-        <w:spacing w:after="0"/>
-      </w:pPr>
-      <w:r>
-        <w:t xml:space="preserve">included publicly available datasets, </w:t>
-      </w:r>
-    </w:p>
-    <w:p>
-      <w:pPr>
-        <w:numPr>
-          <w:ilvl w:val="0"/>
-          <w:numId w:val="17"/>
-        </w:numPr>
-        <w:spacing w:after="0"/>
-      </w:pPr>
-      <w:r>
-        <w:t xml:space="preserve">converted them all into the same format, </w:t>
-      </w:r>
-    </w:p>
-    <w:p>
-      <w:pPr>
-        <w:numPr>
-          <w:ilvl w:val="0"/>
-          <w:numId w:val="17"/>
-        </w:numPr>
-        <w:spacing w:after="0"/>
-      </w:pPr>
-      <w:r>
-        <w:t xml:space="preserve">stored them in one database. </w:t>
-      </w:r>
-    </w:p>
-    <w:p>
-      <w:pPr>
-        <w:spacing w:after="0"/>
-      </w:pPr>
-      <w:r>
-        <w:t>Think of Peekbank as the eye-tracking equivalent of:</w:t>
-      </w:r>
-    </w:p>
-    <w:p>
-      <w:pPr>
-        <w:numPr>
-          <w:ilvl w:val="0"/>
-          <w:numId w:val="18"/>
-        </w:numPr>
-        <w:spacing w:after="0"/>
-      </w:pPr>
-      <w:r>
-        <w:rPr>
-          <w:b/>
-          <w:bCs/>
-        </w:rPr>
-        <w:t>CHILDES</w:t>
-      </w:r>
-      <w:r>
-        <w:t xml:space="preserve"> for child-directed speech, </w:t>
-      </w:r>
-    </w:p>
-    <w:p>
-      <w:pPr>
-        <w:numPr>
-          <w:ilvl w:val="0"/>
-          <w:numId w:val="18"/>
-        </w:numPr>
-        <w:spacing w:after="0"/>
-      </w:pPr>
-      <w:r>
-        <w:rPr>
-          <w:b/>
-          <w:bCs/>
-        </w:rPr>
-        <w:t>Wordbank</w:t>
-      </w:r>
-      <w:r>
-        <w:t xml:space="preserve"> for MBCDI vocabulary data. </w:t>
-      </w:r>
-    </w:p>
-    <w:p>
-      <w:pPr>
-        <w:spacing w:after="0"/>
-      </w:pPr>
-      <w:r>
-        <w:t xml:space="preserve">It is an infrastructure that pools many studies together rather than one experiment. </w:t>
-      </w:r>
-    </w:p>
-    <w:p>
-      <w:pPr>
-        <w:spacing w:after="0"/>
-      </w:pPr>
-      <w:r>
-        <w:pict w14:anchorId="4F295333">
-          <v:rect id="_x0000_i1026" style="width:0;height:1.5pt" o:hralign="center" o:hrstd="t" o:hr="t" fillcolor="#a0a0a0" stroked="f"/>
-        </w:pict>
-      </w:r>
-    </w:p>
-    <w:p>
-      <w:pPr>
-        <w:spacing w:after="0"/>
-        <w:rPr>
-          <w:b/>
-          <w:bCs/>
-        </w:rPr>
-      </w:pPr>
-      <w:r>
-        <w:rPr>
-          <w:b/>
-          <w:bCs/>
-        </w:rPr>
-        <w:t>What does a typical experiment look like?</w:t>
-      </w:r>
-    </w:p>
-    <w:p>
-      <w:pPr>
-        <w:spacing w:after="0"/>
-      </w:pPr>
-      <w:r>
-        <w:t>A child sits in front of a screen.</w:t>
-      </w:r>
-    </w:p>
-    <w:p>
-      <w:pPr>
-        <w:spacing w:after="0"/>
-      </w:pPr>
-      <w:r>
-        <w:t>The child sees two pictures:</w:t>
-      </w:r>
-    </w:p>
-    <w:p>
-      <w:pPr>
-        <w:spacing w:after="0"/>
-      </w:pPr>
-      <w:r>
-        <w:rPr>
-          <w:rFonts w:ascii="Segoe UI Emoji" w:hAnsi="Segoe UI Emoji" w:cs="Segoe UI Emoji"/>
-        </w:rPr>
-        <w:t>🐶</w:t>
-      </w:r>
-      <w:r>
-        <w:t xml:space="preserve"> Dog</w:t>
-      </w:r>
-      <w:r>
-        <w:t> </w:t>
-      </w:r>
-      <w:r>
-        <w:t> </w:t>
-      </w:r>
-      <w:r>
-        <w:rPr>
-          <w:rFonts w:ascii="Segoe UI Emoji" w:hAnsi="Segoe UI Emoji" w:cs="Segoe UI Emoji"/>
-        </w:rPr>
-        <w:t>🐦</w:t>
-      </w:r>
-      <w:r>
-        <w:t xml:space="preserve"> Bird</w:t>
-      </w:r>
-    </w:p>
-    <w:p>
-      <w:pPr>
-        <w:spacing w:after="0"/>
-      </w:pPr>
-      <w:r>
-        <w:t>The audio says:</w:t>
-      </w:r>
-    </w:p>
-    <w:p>
-      <w:pPr>
-        <w:spacing w:after="0"/>
-      </w:pPr>
-      <w:r>
-        <w:t>"Look at the dog!"</w:t>
-      </w:r>
-    </w:p>
-    <w:p>
-      <w:pPr>
-        <w:spacing w:after="0"/>
-      </w:pPr>
-      <w:r>
-        <w:t>Researchers then record:</w:t>
-      </w:r>
-    </w:p>
-    <w:p>
-      <w:pPr>
-        <w:numPr>
-          <w:ilvl w:val="0"/>
-          <w:numId w:val="19"/>
-        </w:numPr>
-        <w:spacing w:after="0"/>
-      </w:pPr>
-      <w:r>
-        <w:t xml:space="preserve">where the child is looking, </w:t>
-      </w:r>
-    </w:p>
-    <w:p>
-      <w:pPr>
-        <w:numPr>
-          <w:ilvl w:val="0"/>
-          <w:numId w:val="19"/>
-        </w:numPr>
-        <w:spacing w:after="0"/>
-      </w:pPr>
-      <w:r>
-        <w:t xml:space="preserve">when they first look at the dog, </w:t>
-      </w:r>
-    </w:p>
-    <w:p>
-      <w:pPr>
-        <w:numPr>
-          <w:ilvl w:val="0"/>
-          <w:numId w:val="19"/>
-        </w:numPr>
-        <w:spacing w:after="0"/>
-      </w:pPr>
-      <w:r>
-        <w:t xml:space="preserve">how long they look at it, </w:t>
-      </w:r>
-    </w:p>
-    <w:p>
-      <w:pPr>
-        <w:numPr>
-          <w:ilvl w:val="0"/>
-          <w:numId w:val="19"/>
-        </w:numPr>
-        <w:spacing w:after="0"/>
-      </w:pPr>
-      <w:r>
-        <w:t xml:space="preserve">whether they continue looking at it. </w:t>
-      </w:r>
-    </w:p>
-    <w:p>
-      <w:pPr>
-        <w:spacing w:after="0"/>
-      </w:pPr>
-      <w:r>
-        <w:t xml:space="preserve">These gaze measurements are taken every few milliseconds. </w:t>
-      </w:r>
-    </w:p>
-    <w:p>
-      <w:pPr>
-        <w:spacing w:after="0"/>
-      </w:pPr>
-      <w:r>
-        <w:pict w14:anchorId="7F699E18">
-          <v:rect id="_x0000_i1027" style="width:0;height:1.5pt" o:hralign="center" o:hrstd="t" o:hr="t" fillcolor="#a0a0a0" stroked="f"/>
-        </w:pict>
-      </w:r>
-    </w:p>
-    <w:p>
-      <w:pPr>
-        <w:spacing w:after="0"/>
-        <w:rPr>
-          <w:b/>
-          <w:bCs/>
-        </w:rPr>
-      </w:pPr>
-      <w:r>
-        <w:rPr>
-          <w:b/>
-          <w:bCs/>
-        </w:rPr>
-        <w:lastRenderedPageBreak/>
-        <w:t>What variables are available?</w:t>
-      </w:r>
-    </w:p>
-    <w:p>
-      <w:pPr>
-        <w:spacing w:after="0"/>
-      </w:pPr>
-      <w:r>
-        <w:t xml:space="preserve">Peekbank stores both </w:t>
-      </w:r>
-      <w:r>
-        <w:rPr>
-          <w:b/>
-          <w:bCs/>
-        </w:rPr>
-        <w:t>metadata</w:t>
-      </w:r>
-      <w:r>
-        <w:t xml:space="preserve"> and </w:t>
-      </w:r>
-      <w:r>
-        <w:rPr>
-          <w:b/>
-          <w:bCs/>
-        </w:rPr>
-        <w:t>raw eye-tracking data</w:t>
-      </w:r>
-      <w:r>
-        <w:t>.</w:t>
-      </w:r>
-    </w:p>
-    <w:p>
-      <w:pPr>
-        <w:spacing w:after="0"/>
-        <w:rPr>
-          <w:b/>
-          <w:bCs/>
-        </w:rPr>
-      </w:pPr>
-      <w:r>
-        <w:rPr>
-          <w:b/>
-          <w:bCs/>
-        </w:rPr>
-        <w:t>Participant information</w:t>
-      </w:r>
-    </w:p>
-    <w:p>
-      <w:pPr>
-        <w:numPr>
-          <w:ilvl w:val="0"/>
-          <w:numId w:val="20"/>
-        </w:numPr>
-        <w:spacing w:after="0"/>
-      </w:pPr>
-      <w:r>
-        <w:t xml:space="preserve">anonymous child ID </w:t>
-      </w:r>
-    </w:p>
-    <w:p>
-      <w:pPr>
-        <w:numPr>
-          <w:ilvl w:val="0"/>
-          <w:numId w:val="20"/>
-        </w:numPr>
-        <w:spacing w:after="0"/>
-      </w:pPr>
-      <w:r>
-        <w:t xml:space="preserve">age (standardised in months) </w:t>
-      </w:r>
-    </w:p>
-    <w:p>
-      <w:pPr>
-        <w:numPr>
-          <w:ilvl w:val="0"/>
-          <w:numId w:val="20"/>
-        </w:numPr>
-        <w:spacing w:after="0"/>
-      </w:pPr>
-      <w:r>
-        <w:t xml:space="preserve">language background </w:t>
-      </w:r>
-    </w:p>
-    <w:p>
-      <w:pPr>
-        <w:numPr>
-          <w:ilvl w:val="0"/>
-          <w:numId w:val="20"/>
-        </w:numPr>
-        <w:spacing w:after="0"/>
-      </w:pPr>
-      <w:r>
-        <w:t xml:space="preserve">demographics </w:t>
-      </w:r>
-    </w:p>
-    <w:p>
-      <w:pPr>
-        <w:spacing w:after="0"/>
-        <w:rPr>
-          <w:b/>
-          <w:bCs/>
-        </w:rPr>
-      </w:pPr>
-      <w:r>
-        <w:rPr>
-          <w:b/>
-          <w:bCs/>
-        </w:rPr>
-        <w:t>Trial information</w:t>
-      </w:r>
-    </w:p>
-    <w:p>
-      <w:pPr>
-        <w:spacing w:after="0"/>
-      </w:pPr>
-      <w:r>
-        <w:t>For every trial:</w:t>
-      </w:r>
-    </w:p>
-    <w:p>
-      <w:pPr>
-        <w:numPr>
-          <w:ilvl w:val="0"/>
-          <w:numId w:val="21"/>
-        </w:numPr>
-        <w:spacing w:after="0"/>
-      </w:pPr>
-      <w:r>
-        <w:t xml:space="preserve">target word </w:t>
-      </w:r>
-    </w:p>
-    <w:p>
-      <w:pPr>
-        <w:numPr>
-          <w:ilvl w:val="0"/>
-          <w:numId w:val="21"/>
-        </w:numPr>
-        <w:spacing w:after="0"/>
-      </w:pPr>
-      <w:r>
-        <w:t xml:space="preserve">distractor word </w:t>
-      </w:r>
-    </w:p>
-    <w:p>
-      <w:pPr>
-        <w:numPr>
-          <w:ilvl w:val="0"/>
-          <w:numId w:val="21"/>
-        </w:numPr>
-        <w:spacing w:after="0"/>
-      </w:pPr>
-      <w:r>
-        <w:t xml:space="preserve">pictures shown </w:t>
-      </w:r>
-    </w:p>
-    <w:p>
-      <w:pPr>
-        <w:numPr>
-          <w:ilvl w:val="0"/>
-          <w:numId w:val="21"/>
-        </w:numPr>
-        <w:spacing w:after="0"/>
-      </w:pPr>
-      <w:r>
-        <w:t xml:space="preserve">audio stimulus </w:t>
-      </w:r>
-    </w:p>
-    <w:p>
-      <w:pPr>
-        <w:numPr>
-          <w:ilvl w:val="0"/>
-          <w:numId w:val="21"/>
-        </w:numPr>
-        <w:spacing w:after="0"/>
-      </w:pPr>
-      <w:r>
-        <w:t xml:space="preserve">trial number </w:t>
-      </w:r>
-    </w:p>
-    <w:p>
-      <w:pPr>
-        <w:spacing w:after="0"/>
-        <w:rPr>
-          <w:b/>
-          <w:bCs/>
-        </w:rPr>
-      </w:pPr>
-      <w:r>
-        <w:rPr>
-          <w:b/>
-          <w:bCs/>
-        </w:rPr>
-        <w:t>Eye movements</w:t>
-      </w:r>
-    </w:p>
-    <w:p>
-      <w:pPr>
-        <w:spacing w:after="0"/>
-      </w:pPr>
-      <w:r>
-        <w:t>For every time point:</w:t>
-      </w:r>
-    </w:p>
-    <w:p>
-      <w:pPr>
-        <w:numPr>
-          <w:ilvl w:val="0"/>
-          <w:numId w:val="22"/>
-        </w:numPr>
-        <w:spacing w:after="0"/>
-      </w:pPr>
-      <w:r>
-        <w:t xml:space="preserve">x-coordinate </w:t>
-      </w:r>
-    </w:p>
-    <w:p>
-      <w:pPr>
-        <w:numPr>
-          <w:ilvl w:val="0"/>
-          <w:numId w:val="22"/>
-        </w:numPr>
-        <w:spacing w:after="0"/>
-      </w:pPr>
-      <w:r>
-        <w:t xml:space="preserve">y-coordinate </w:t>
-      </w:r>
-    </w:p>
-    <w:p>
-      <w:pPr>
-        <w:numPr>
-          <w:ilvl w:val="0"/>
-          <w:numId w:val="22"/>
-        </w:numPr>
-        <w:spacing w:after="0"/>
-      </w:pPr>
-      <w:r>
-        <w:t xml:space="preserve">area of interest (AOI) </w:t>
-      </w:r>
-    </w:p>
-    <w:p>
-      <w:pPr>
-        <w:numPr>
-          <w:ilvl w:val="0"/>
-          <w:numId w:val="22"/>
-        </w:numPr>
-        <w:spacing w:after="0"/>
-      </w:pPr>
-      <w:r>
-        <w:t xml:space="preserve">timestamp </w:t>
-      </w:r>
-    </w:p>
-    <w:p>
-      <w:pPr>
-        <w:spacing w:after="0"/>
-      </w:pPr>
-      <w:r>
-        <w:t>From these researchers derive:</w:t>
-      </w:r>
-    </w:p>
-    <w:p>
-      <w:pPr>
-        <w:numPr>
-          <w:ilvl w:val="0"/>
-          <w:numId w:val="23"/>
-        </w:numPr>
-        <w:spacing w:after="0"/>
-      </w:pPr>
-      <w:r>
-        <w:t xml:space="preserve">fixation latency </w:t>
-      </w:r>
-    </w:p>
-    <w:p>
-      <w:pPr>
-        <w:numPr>
-          <w:ilvl w:val="0"/>
-          <w:numId w:val="23"/>
-        </w:numPr>
-        <w:spacing w:after="0"/>
-      </w:pPr>
-      <w:r>
-        <w:t xml:space="preserve">proportion of target looking </w:t>
-      </w:r>
-    </w:p>
-    <w:p>
-      <w:pPr>
-        <w:numPr>
-          <w:ilvl w:val="0"/>
-          <w:numId w:val="23"/>
-        </w:numPr>
-        <w:spacing w:after="0"/>
-      </w:pPr>
-      <w:r>
-        <w:t xml:space="preserve">fixation duration </w:t>
-      </w:r>
-    </w:p>
-    <w:p>
-      <w:pPr>
-        <w:numPr>
-          <w:ilvl w:val="0"/>
-          <w:numId w:val="23"/>
-        </w:numPr>
-        <w:spacing w:after="0"/>
-      </w:pPr>
-      <w:r>
-        <w:t xml:space="preserve">recognition accuracy. </w:t>
-      </w:r>
-    </w:p>
-    <w:p>
-      <w:pPr>
-        <w:spacing w:after="0"/>
-      </w:pPr>
-      <w:r>
-        <w:pict w14:anchorId="11E3055E">
-          <v:rect id="_x0000_i1028" style="width:0;height:1.5pt" o:hralign="center" o:hrstd="t" o:hr="t" fillcolor="#a0a0a0" stroked="f"/>
-        </w:pict>
-      </w:r>
-    </w:p>
-    <w:p>
-      <w:pPr>
-        <w:spacing w:after="0"/>
-        <w:rPr>
-          <w:b/>
-          <w:bCs/>
-        </w:rPr>
-      </w:pPr>
-      <w:r>
-        <w:rPr>
-          <w:b/>
-          <w:bCs/>
-        </w:rPr>
-        <w:t>Is it longitudinal?</w:t>
-      </w:r>
-    </w:p>
-    <w:p>
-      <w:pPr>
-        <w:spacing w:after="0"/>
-        <w:rPr>
-          <w:b/>
-          <w:bCs/>
-        </w:rPr>
-      </w:pPr>
-      <w:r>
-        <w:rPr>
-          <w:b/>
-          <w:bCs/>
-        </w:rPr>
-        <w:t>Yes—but only for some datasets.</w:t>
-      </w:r>
-    </w:p>
-    <w:p>
-      <w:pPr>
-        <w:spacing w:after="0"/>
-      </w:pPr>
-      <w:r>
-        <w:t>This is one of the nicest features of Peekbank.</w:t>
-      </w:r>
-    </w:p>
-    <w:p>
-      <w:pPr>
-        <w:spacing w:after="0"/>
-      </w:pPr>
-      <w:r>
-        <w:t xml:space="preserve">The database was explicitly designed so that </w:t>
-      </w:r>
-      <w:r>
-        <w:rPr>
-          <w:b/>
-          <w:bCs/>
-        </w:rPr>
-        <w:t>the same child can appear in multiple sessions</w:t>
-      </w:r>
-      <w:r>
-        <w:t>.</w:t>
-      </w:r>
-    </w:p>
-    <w:p>
-      <w:pPr>
-        <w:spacing w:after="0"/>
-      </w:pPr>
-    </w:p>
-    <w:p>
-      <w:pPr>
-        <w:spacing w:after="0"/>
-      </w:pPr>
-    </w:p>
-    <w:p>
-      <w:pPr>
-        <w:spacing w:after="0"/>
-      </w:pPr>
-    </w:p>
-    <w:p>
-      <w:pPr>
-        <w:spacing w:after="0"/>
-      </w:pPr>
-    </w:p>
-    <w:p>
-      <w:pPr>
-        <w:spacing w:after="0"/>
-      </w:pPr>
-    </w:p>
-    <w:p>
-      <w:pPr>
-        <w:spacing w:after="0"/>
-      </w:pPr>
-    </w:p>
-    <w:p>
-      <w:pPr>
-        <w:spacing w:after="0"/>
-      </w:pPr>
-    </w:p>
-    <w:p>
-      <w:pPr>
-        <w:spacing w:after="0"/>
-      </w:pPr>
-    </w:p>
-    <w:p>
-      <w:pPr>
-        <w:spacing w:after="0"/>
-      </w:pPr>
-    </w:p>
-    <w:p>
-      <w:pPr>
-        <w:spacing w:after="0"/>
-      </w:pPr>
-    </w:p>
-    <w:p>
-      <w:pPr>
-        <w:spacing w:after="0"/>
-      </w:pPr>
-    </w:p>
-    <w:p>
-      <w:pPr>
-        <w:spacing w:after="0"/>
-      </w:pPr>
-    </w:p>
-    <w:p>
-      <w:pPr>
-        <w:spacing w:after="0"/>
-      </w:pPr>
-    </w:p>
-    <w:p>
-      <w:pPr>
-        <w:spacing w:after="0"/>
-      </w:pPr>
-    </w:p>
-    <w:p>
-      <w:pPr>
-        <w:spacing w:after="0"/>
-      </w:pPr>
-    </w:p>
-    <w:p>
-      <w:pPr>
-        <w:spacing w:after="0"/>
-      </w:pPr>
-    </w:p>
-    <w:p>
-      <w:pPr>
-        <w:spacing w:after="0"/>
-        <w:rPr>
-          <w:b/>
-          <w:bCs/>
-          <w:highlight w:val="darkGray"/>
-        </w:rPr>
-      </w:pPr>
-      <w:r>
-        <w:rPr>
-          <w:b/>
-          <w:bCs/>
-          <w:highlight w:val="darkGray"/>
-        </w:rPr>
-        <w:t>Remind the reader of the key issues from the Intro and present a summary of the findings of your research within the context of those issues. State how your findings shed new light on the issues.</w:t>
-      </w:r>
-    </w:p>
-    <w:p>
-      <w:pPr>
-        <w:spacing w:after="0"/>
-        <w:rPr>
-          <w:b/>
-          <w:bCs/>
-          <w:highlight w:val="darkGray"/>
-        </w:rPr>
-      </w:pPr>
-    </w:p>
-    <w:p>
-      <w:pPr>
-        <w:spacing w:after="0"/>
-      </w:pPr>
-      <w:r>
-        <w:rPr>
-          <w:highlight w:val="darkGray"/>
-        </w:rPr>
-        <w:t>Key issues from intro:</w:t>
-      </w:r>
-    </w:p>
-    <w:p>
-      <w:pPr>
-        <w:numPr>
-          <w:ilvl w:val="0"/>
-          <w:numId w:val="28"/>
-        </w:numPr>
-        <w:spacing w:after="0"/>
-      </w:pPr>
-      <w:r>
-        <w:rPr>
-          <w:b/>
-          <w:bCs/>
-        </w:rPr>
-        <w:t>Is language input rich enough to support word learning?</w:t>
-      </w:r>
-      <w:r>
-        <w:t xml:space="preserve"> </w:t>
-      </w:r>
-    </w:p>
-    <w:p>
-      <w:pPr>
-        <w:numPr>
-          <w:ilvl w:val="0"/>
-          <w:numId w:val="28"/>
-        </w:numPr>
-        <w:spacing w:after="0"/>
-      </w:pPr>
-      <w:r>
-        <w:rPr>
-          <w:b/>
-          <w:bCs/>
-        </w:rPr>
-        <w:t>Does statistical information in language contribute to vocabulary acquisition?</w:t>
-      </w:r>
-      <w:r>
-        <w:t xml:space="preserve"> </w:t>
-      </w:r>
-    </w:p>
-    <w:p>
-      <w:pPr>
-        <w:numPr>
-          <w:ilvl w:val="0"/>
-          <w:numId w:val="28"/>
-        </w:numPr>
-        <w:spacing w:after="0"/>
-      </w:pPr>
-      <w:r>
-        <w:rPr>
-          <w:b/>
-          <w:bCs/>
-        </w:rPr>
-        <w:t>Does context leverage provide evidence that contextual similarity supports children's word learning in naturalistic development?</w:t>
-      </w:r>
-    </w:p>
-    <w:p>
-      <w:pPr>
-        <w:spacing w:after="0"/>
-      </w:pPr>
-    </w:p>
-    <w:p>
-      <w:pPr>
-        <w:spacing w:after="0"/>
-      </w:pPr>
-      <w:r>
-        <w:rPr>
-          <w:b/>
-          <w:bCs/>
-          <w:highlight w:val="darkGray"/>
-        </w:rPr>
-        <w:t>K</w:t>
-      </w:r>
-      <w:r>
-        <w:rPr>
-          <w:b/>
-          <w:bCs/>
-          <w:highlight w:val="darkGray"/>
-        </w:rPr>
-        <w:t>ey findings</w:t>
-      </w:r>
-      <w:r>
-        <w:rPr>
-          <w:highlight w:val="darkGray"/>
-        </w:rPr>
-        <w:t>:</w:t>
-      </w:r>
-    </w:p>
-    <w:p>
-      <w:pPr>
-        <w:numPr>
-          <w:ilvl w:val="0"/>
-          <w:numId w:val="29"/>
-        </w:numPr>
-        <w:spacing w:after="0"/>
-      </w:pPr>
-      <w:r>
-        <w:rPr>
-          <w:b/>
-          <w:bCs/>
-        </w:rPr>
-        <w:t>Context leverage significantly predicts vocabulary acquisition.</w:t>
-      </w:r>
-      <w:r>
-        <w:t xml:space="preserve"> (Your main finding.) </w:t>
-      </w:r>
-    </w:p>
-    <w:p>
-      <w:pPr>
-        <w:numPr>
-          <w:ilvl w:val="0"/>
-          <w:numId w:val="29"/>
-        </w:numPr>
-        <w:spacing w:after="0"/>
-      </w:pPr>
-      <w:r>
-        <w:rPr>
-          <w:b/>
-          <w:bCs/>
-        </w:rPr>
-        <w:t>The effect remains after controlling for established predictors.</w:t>
-      </w:r>
-      <w:r>
-        <w:t xml:space="preserve"> (It explains unique variance.) </w:t>
-      </w:r>
-    </w:p>
-    <w:p>
-      <w:pPr>
-        <w:numPr>
-          <w:ilvl w:val="0"/>
-          <w:numId w:val="29"/>
-        </w:numPr>
-        <w:spacing w:after="0"/>
-      </w:pPr>
-      <w:r>
-        <w:rPr>
-          <w:b/>
-          <w:bCs/>
-        </w:rPr>
-        <w:t>Context leverage has a stable effect across development.</w:t>
-      </w:r>
-      <w:r>
-        <w:t xml:space="preserve"> (Unlike the other predictors.) </w:t>
-      </w:r>
-    </w:p>
-    <w:p>
-      <w:pPr>
-        <w:numPr>
-          <w:ilvl w:val="0"/>
-          <w:numId w:val="29"/>
-        </w:numPr>
-        <w:spacing w:after="0"/>
-      </w:pPr>
-      <w:r>
-        <w:rPr>
-          <w:b/>
-          <w:bCs/>
-        </w:rPr>
-        <w:t>The study replicates previous findings</w:t>
-      </w:r>
-      <w:r>
-        <w:t xml:space="preserve"> for frequency, utterance length, concreteness, and meaning leverage. </w:t>
-      </w:r>
-    </w:p>
-    <w:p>
-      <w:pPr>
-        <w:numPr>
-          <w:ilvl w:val="0"/>
-          <w:numId w:val="29"/>
-        </w:numPr>
-        <w:spacing w:after="0"/>
-      </w:pPr>
-      <w:r>
-        <w:rPr>
-          <w:b/>
-          <w:bCs/>
-        </w:rPr>
-        <w:t>Using longitudinal child-level data extends previous research</w:t>
-      </w:r>
-      <w:r>
-        <w:t xml:space="preserve"> that relied on a single AoA estimate per word.</w:t>
-      </w:r>
-    </w:p>
-    <w:p>
-      <w:pPr>
-        <w:spacing w:after="0"/>
-      </w:pPr>
-    </w:p>
-    <w:p>
-      <w:pPr>
-        <w:spacing w:after="0"/>
-      </w:pPr>
-    </w:p>
-    <w:p>
-      <w:pPr>
-        <w:spacing w:after="0"/>
-        <w:rPr>
-          <w:b/>
-          <w:bCs/>
-        </w:rPr>
-      </w:pPr>
-      <w:r>
-        <w:rPr>
-          <w:b/>
-          <w:bCs/>
-          <w:highlight w:val="darkGray"/>
-        </w:rPr>
-        <w:t>State how your findings shed new light on the issues</w:t>
-      </w:r>
-    </w:p>
-    <w:p>
-      <w:pPr>
-        <w:spacing w:after="0"/>
-        <w:rPr>
-          <w:b/>
-          <w:bCs/>
-        </w:rPr>
-      </w:pPr>
-    </w:p>
-    <w:p>
-      <w:pPr>
-        <w:spacing w:after="0"/>
-        <w:rPr>
-          <w:b/>
-          <w:bCs/>
-        </w:rPr>
-      </w:pPr>
-      <w:r>
-        <w:rPr>
-          <w:b/>
-          <w:bCs/>
-        </w:rPr>
-        <w:t>1. Is language input rich enough to support word learning?</w:t>
-      </w:r>
-    </w:p>
-    <w:p>
-      <w:pPr>
-        <w:spacing w:after="0"/>
-      </w:pPr>
-      <w:r>
-        <w:rPr>
-          <w:b/>
-          <w:bCs/>
-        </w:rPr>
-        <w:t>Finding(s):</w:t>
-      </w:r>
-    </w:p>
-    <w:p>
-      <w:pPr>
-        <w:numPr>
-          <w:ilvl w:val="0"/>
-          <w:numId w:val="30"/>
-        </w:numPr>
-        <w:spacing w:after="0"/>
-      </w:pPr>
-      <w:r>
-        <w:t xml:space="preserve">Context leverage significantly predicts vocabulary acquisition. </w:t>
-      </w:r>
-    </w:p>
-    <w:p>
-      <w:pPr>
-        <w:numPr>
-          <w:ilvl w:val="0"/>
-          <w:numId w:val="30"/>
-        </w:numPr>
-        <w:spacing w:after="0"/>
-      </w:pPr>
-      <w:r>
-        <w:t xml:space="preserve">The effect remains after controlling for established predictors. </w:t>
-      </w:r>
-    </w:p>
-    <w:p>
-      <w:pPr>
-        <w:spacing w:after="0"/>
-      </w:pPr>
-      <w:r>
-        <w:rPr>
-          <w:b/>
-          <w:bCs/>
-        </w:rPr>
-        <w:t>New insight:</w:t>
-      </w:r>
-    </w:p>
-    <w:p>
-      <w:pPr>
-        <w:numPr>
-          <w:ilvl w:val="0"/>
-          <w:numId w:val="31"/>
-        </w:numPr>
-        <w:spacing w:after="0"/>
-      </w:pPr>
-      <w:r>
-        <w:t xml:space="preserve">The findings suggest that children's everyday language input contains meaningful information that supports vocabulary acquisition beyond simple exposure. </w:t>
-      </w:r>
-    </w:p>
-    <w:p>
-      <w:pPr>
-        <w:numPr>
-          <w:ilvl w:val="0"/>
-          <w:numId w:val="31"/>
-        </w:numPr>
-        <w:spacing w:after="0"/>
-      </w:pPr>
-      <w:r>
-        <w:t xml:space="preserve">Specifically, the relationships between words occurring in similar linguistic contexts appear to provide useful information for learning word meanings. </w:t>
-      </w:r>
-    </w:p>
-    <w:p>
-      <w:pPr>
-        <w:numPr>
-          <w:ilvl w:val="0"/>
-          <w:numId w:val="31"/>
-        </w:numPr>
-        <w:spacing w:after="0"/>
-      </w:pPr>
-      <w:r>
-        <w:t>This suggest that words carry so many information tha</w:t>
-      </w:r>
-      <w:r>
-        <w:t>n</w:t>
-      </w:r>
-      <w:r>
-        <w:t xml:space="preserve"> it was previously thought. </w:t>
-      </w:r>
-    </w:p>
-    <w:p>
-      <w:pPr>
-        <w:spacing w:after="0"/>
-      </w:pPr>
-      <w:r>
-        <w:pict w14:anchorId="0D1551C3">
-          <v:rect id="_x0000_i1083" style="width:0;height:1.5pt" o:hralign="center" o:hrstd="t" o:hr="t" fillcolor="#a0a0a0" stroked="f"/>
-        </w:pict>
-      </w:r>
-    </w:p>
-    <w:p>
-      <w:pPr>
-        <w:spacing w:after="0"/>
-        <w:rPr>
-          <w:b/>
-          <w:bCs/>
-        </w:rPr>
-      </w:pPr>
-      <w:r>
-        <w:rPr>
-          <w:b/>
-          <w:bCs/>
-        </w:rPr>
-        <w:t>2. Does statistical information in language contribute to vocabulary acquisition?</w:t>
-      </w:r>
-    </w:p>
-    <w:p>
-      <w:pPr>
-        <w:spacing w:after="0"/>
-      </w:pPr>
-      <w:r>
-        <w:rPr>
-          <w:b/>
-          <w:bCs/>
-        </w:rPr>
-        <w:t>Finding(s):</w:t>
-      </w:r>
-    </w:p>
-    <w:p>
-      <w:pPr>
-        <w:numPr>
-          <w:ilvl w:val="0"/>
-          <w:numId w:val="32"/>
-        </w:numPr>
-        <w:spacing w:after="0"/>
-      </w:pPr>
-      <w:r>
-        <w:t xml:space="preserve">Context leverage predicts vocabulary acquisition independently of frequency, utterance length, concreteness, and meaning leverage. </w:t>
-      </w:r>
-    </w:p>
-    <w:p>
-      <w:pPr>
-        <w:numPr>
-          <w:ilvl w:val="0"/>
-          <w:numId w:val="32"/>
-        </w:numPr>
-        <w:spacing w:after="0"/>
-      </w:pPr>
-      <w:r>
-        <w:t xml:space="preserve">Context leverage has a stable effect across development. </w:t>
-      </w:r>
-    </w:p>
-    <w:p>
-      <w:pPr>
-        <w:spacing w:after="0"/>
-      </w:pPr>
-      <w:r>
-        <w:rPr>
-          <w:b/>
-          <w:bCs/>
-        </w:rPr>
-        <w:t>New insight:</w:t>
-      </w:r>
-    </w:p>
-    <w:p>
-      <w:pPr>
-        <w:numPr>
-          <w:ilvl w:val="0"/>
-          <w:numId w:val="33"/>
-        </w:numPr>
-        <w:spacing w:after="0"/>
-      </w:pPr>
-      <w:r>
-        <w:t xml:space="preserve">The results provide evidence that statistical regularities in language contribute to vocabulary acquisition. </w:t>
-      </w:r>
-    </w:p>
-    <w:p>
-      <w:pPr>
-        <w:numPr>
-          <w:ilvl w:val="0"/>
-          <w:numId w:val="33"/>
-        </w:numPr>
-        <w:spacing w:after="0"/>
-      </w:pPr>
-      <w:r>
-        <w:lastRenderedPageBreak/>
-        <w:t xml:space="preserve">They suggest that contextual similarity is an informative source of statistical information that supports word learning throughout early development, rather than only at particular developmental stages. </w:t>
-      </w:r>
-    </w:p>
-    <w:p>
-      <w:pPr>
-        <w:spacing w:after="0"/>
-      </w:pPr>
-      <w:r>
-        <w:pict w14:anchorId="05EE5E90">
-          <v:rect id="_x0000_i1084" style="width:0;height:1.5pt" o:hralign="center" o:hrstd="t" o:hr="t" fillcolor="#a0a0a0" stroked="f"/>
-        </w:pict>
-      </w:r>
-    </w:p>
-    <w:p>
-      <w:pPr>
-        <w:spacing w:after="0"/>
-        <w:rPr>
-          <w:b/>
-          <w:bCs/>
-        </w:rPr>
-      </w:pPr>
-      <w:r>
-        <w:rPr>
-          <w:b/>
-          <w:bCs/>
-        </w:rPr>
-        <w:t>3. Does context leverage provide evidence that contextual similarity supports children's word learning in naturalistic development?</w:t>
-      </w:r>
-    </w:p>
-    <w:p>
-      <w:pPr>
-        <w:spacing w:after="0"/>
-      </w:pPr>
-      <w:r>
-        <w:rPr>
-          <w:b/>
-          <w:bCs/>
-        </w:rPr>
-        <w:t>Finding(s):</w:t>
-      </w:r>
-    </w:p>
-    <w:p>
-      <w:pPr>
-        <w:numPr>
-          <w:ilvl w:val="0"/>
-          <w:numId w:val="34"/>
-        </w:numPr>
-        <w:spacing w:after="0"/>
-      </w:pPr>
-      <w:r>
-        <w:t xml:space="preserve">Context leverage significantly predicts vocabulary acquisition. </w:t>
-      </w:r>
-    </w:p>
-    <w:p>
-      <w:pPr>
-        <w:numPr>
-          <w:ilvl w:val="0"/>
-          <w:numId w:val="34"/>
-        </w:numPr>
-        <w:spacing w:after="0"/>
-      </w:pPr>
-      <w:r>
-        <w:t xml:space="preserve">The effect remains significant after controlling for established predictors. </w:t>
-      </w:r>
-    </w:p>
-    <w:p>
-      <w:pPr>
-        <w:numPr>
-          <w:ilvl w:val="0"/>
-          <w:numId w:val="34"/>
-        </w:numPr>
-        <w:spacing w:after="0"/>
-      </w:pPr>
-      <w:r>
-        <w:t xml:space="preserve">The study uses longitudinal child-level data rather than a single AoA estimate. </w:t>
-      </w:r>
-    </w:p>
-    <w:p>
-      <w:pPr>
-        <w:spacing w:after="0"/>
-      </w:pPr>
-      <w:r>
-        <w:rPr>
-          <w:b/>
-          <w:bCs/>
-        </w:rPr>
-        <w:t>New insight:</w:t>
-      </w:r>
-    </w:p>
-    <w:p>
-      <w:pPr>
-        <w:numPr>
-          <w:ilvl w:val="0"/>
-          <w:numId w:val="35"/>
-        </w:numPr>
-        <w:spacing w:after="0"/>
-      </w:pPr>
-      <w:r>
-        <w:t xml:space="preserve">The findings extend previous work by demonstrating that context leverage predicts vocabulary acquisition not only at the level of population Age of Acquisition estimates but also across individual children's longitudinal vocabulary development. </w:t>
-      </w:r>
-    </w:p>
-    <w:p>
-      <w:pPr>
-        <w:numPr>
-          <w:ilvl w:val="0"/>
-          <w:numId w:val="35"/>
-        </w:numPr>
-        <w:spacing w:after="0"/>
-      </w:pPr>
-      <w:r>
-        <w:t xml:space="preserve">This provides stronger evidence that contextual similarity is associated with real-world vocabulary acquisition in naturalistic child-directed language. </w:t>
-      </w:r>
-    </w:p>
-    <w:p>
-      <w:pPr>
-        <w:spacing w:after="0"/>
-      </w:pPr>
-      <w:r>
-        <w:pict w14:anchorId="24AE810C">
-          <v:rect id="_x0000_i1085" style="width:0;height:1.5pt" o:hralign="center" o:hrstd="t" o:hr="t" fillcolor="#a0a0a0" stroked="f"/>
-        </w:pict>
-      </w:r>
-    </w:p>
-    <w:p>
-      <w:pPr>
-        <w:spacing w:after="0"/>
-        <w:rPr>
-          <w:b/>
-          <w:bCs/>
-        </w:rPr>
-      </w:pPr>
-      <w:r>
-        <w:rPr>
-          <w:b/>
-          <w:bCs/>
-        </w:rPr>
-        <w:t>Additional contributions of the study</w:t>
-      </w:r>
-    </w:p>
-    <w:p>
-      <w:pPr>
-        <w:spacing w:after="0"/>
-      </w:pPr>
-      <w:r>
-        <w:t>Although not one of the central theoretical issues, your findings also contribute methodologically:</w:t>
-      </w:r>
-    </w:p>
-    <w:p>
-      <w:pPr>
-        <w:numPr>
-          <w:ilvl w:val="0"/>
-          <w:numId w:val="36"/>
-        </w:numPr>
-        <w:spacing w:after="0"/>
-      </w:pPr>
-      <w:r>
-        <w:t xml:space="preserve">The study replicated the effects of established predictors (frequency, utterance length, concreteness, and meaning leverage), demonstrating that the longitudinal modelling approach is consistent with previous research. </w:t>
-      </w:r>
-    </w:p>
-    <w:p>
-      <w:pPr>
-        <w:spacing w:after="0"/>
-      </w:pPr>
-    </w:p>
-    <w:p>
-      <w:pPr>
-        <w:spacing w:after="0"/>
-        <w:rPr>
-          <w:b/>
-          <w:bCs/>
-          <w:highlight w:val="darkGray"/>
-        </w:rPr>
-      </w:pPr>
-    </w:p>
-    <w:p>
-      <w:pPr>
-        <w:spacing w:after="0"/>
-        <w:rPr>
-          <w:b/>
-          <w:bCs/>
-          <w:highlight w:val="darkGray"/>
-        </w:rPr>
-      </w:pPr>
-    </w:p>
-    <w:p>
-      <w:pPr>
-        <w:spacing w:after="0"/>
-        <w:rPr>
-          <w:b/>
-          <w:bCs/>
-          <w:highlight w:val="darkGray"/>
-        </w:rPr>
-      </w:pPr>
-    </w:p>
-    <w:p>
-      <w:pPr>
-        <w:spacing w:after="0"/>
-        <w:rPr>
-          <w:b/>
-          <w:bCs/>
-          <w:highlight w:val="darkGray"/>
-        </w:rPr>
-      </w:pPr>
-    </w:p>
-    <w:p>
-      <w:pPr>
-        <w:spacing w:after="0"/>
-        <w:rPr>
-          <w:b/>
-          <w:bCs/>
-        </w:rPr>
-      </w:pPr>
-      <w:r>
-        <w:rPr>
-          <w:b/>
-          <w:bCs/>
-          <w:highlight w:val="darkGray"/>
-        </w:rPr>
-        <w:t>Future research</w:t>
-      </w:r>
-      <w:r>
-        <w:rPr>
-          <w:b/>
-          <w:bCs/>
-        </w:rPr>
-        <w:t xml:space="preserve"> </w:t>
-      </w:r>
-    </w:p>
-    <w:p>
-      <w:pPr>
-        <w:spacing w:after="0"/>
-      </w:pPr>
-    </w:p>
-    <w:p>
-      <w:pPr>
-        <w:pStyle w:val="ListParagraph"/>
-        <w:numPr>
-          <w:ilvl w:val="0"/>
-          <w:numId w:val="25"/>
-        </w:numPr>
-        <w:spacing w:after="0"/>
-      </w:pPr>
-      <w:r>
-        <w:rPr>
-          <w:b/>
-          <w:bCs/>
-        </w:rPr>
-        <w:t>This study could be reproduced in other languages</w:t>
-      </w:r>
-      <w:r>
-        <w:t xml:space="preserve">, </w:t>
-      </w:r>
-      <w:r>
-        <w:t>especially</w:t>
-      </w:r>
-      <w:r>
-        <w:t xml:space="preserve"> the ones that have a very different syntax, phonemic sound system, and grammar so that to see if there are any similary or differences across languages.</w:t>
-      </w:r>
-    </w:p>
-    <w:p>
-      <w:pPr>
-        <w:pStyle w:val="ListParagraph"/>
-        <w:spacing w:after="0"/>
-      </w:pPr>
-    </w:p>
-    <w:p>
-      <w:pPr>
-        <w:pStyle w:val="ListParagraph"/>
-        <w:numPr>
-          <w:ilvl w:val="0"/>
-          <w:numId w:val="25"/>
-        </w:numPr>
-        <w:spacing w:after="0"/>
-      </w:pPr>
-      <w:r>
-        <w:rPr>
-          <w:b/>
-          <w:bCs/>
-        </w:rPr>
-        <w:t>working memory on infants</w:t>
-      </w:r>
-      <w:r>
-        <w:t xml:space="preserve"> </w:t>
-      </w:r>
-    </w:p>
-    <w:p>
-      <w:pPr>
-        <w:pStyle w:val="ListParagraph"/>
-        <w:numPr>
-          <w:ilvl w:val="1"/>
-          <w:numId w:val="25"/>
-        </w:numPr>
-        <w:spacing w:after="0"/>
-      </w:pPr>
-      <w:r>
-        <w:t>There are ways to test working memory on infants such as:</w:t>
-      </w:r>
-    </w:p>
-    <w:p>
-      <w:pPr>
-        <w:pStyle w:val="ListParagraph"/>
-        <w:numPr>
-          <w:ilvl w:val="2"/>
-          <w:numId w:val="25"/>
-        </w:numPr>
-        <w:spacing w:after="0"/>
-      </w:pPr>
-      <w:r>
-        <w:t>They showed the infant where a toy was hidden, waited a few seconds, and then tested whether the infant could remember where it was.</w:t>
-      </w:r>
-    </w:p>
-    <w:p>
-      <w:pPr>
-        <w:pStyle w:val="ListParagraph"/>
-        <w:numPr>
-          <w:ilvl w:val="3"/>
-          <w:numId w:val="25"/>
-        </w:numPr>
-        <w:spacing w:after="0"/>
-      </w:pPr>
-      <w:r>
-        <w:t>did NOT test working memory specifically while infants were learning novel words from linguistic context.</w:t>
-      </w:r>
-    </w:p>
-    <w:p>
-      <w:pPr>
-        <w:pStyle w:val="ListParagraph"/>
-        <w:numPr>
-          <w:ilvl w:val="2"/>
-          <w:numId w:val="25"/>
-        </w:numPr>
-        <w:spacing w:after="0"/>
-      </w:pPr>
-      <w:r>
-        <w:t>Traditional verbal working-memory tests require an explicit response:</w:t>
-      </w:r>
-    </w:p>
-    <w:p>
-      <w:pPr>
-        <w:pStyle w:val="ListParagraph"/>
-        <w:numPr>
-          <w:ilvl w:val="3"/>
-          <w:numId w:val="25"/>
-        </w:numPr>
-        <w:spacing w:after="0"/>
-      </w:pPr>
-      <w:r>
-        <w:rPr>
-          <w:b/>
-          <w:bCs/>
-        </w:rPr>
-        <w:t>Word span:</w:t>
-      </w:r>
-      <w:r>
-        <w:t xml:space="preserve"> “Repeat these words.” </w:t>
-      </w:r>
-    </w:p>
-    <w:p>
-      <w:pPr>
-        <w:pStyle w:val="ListParagraph"/>
-        <w:numPr>
-          <w:ilvl w:val="3"/>
-          <w:numId w:val="25"/>
-        </w:numPr>
-        <w:spacing w:after="0"/>
-      </w:pPr>
-      <w:r>
-        <w:rPr>
-          <w:b/>
-          <w:bCs/>
-        </w:rPr>
-        <w:t>Digit span:</w:t>
-      </w:r>
-      <w:r>
-        <w:t xml:space="preserve"> “Repeat these numbers.” </w:t>
-      </w:r>
-    </w:p>
-    <w:p>
-      <w:pPr>
-        <w:pStyle w:val="ListParagraph"/>
-        <w:numPr>
-          <w:ilvl w:val="3"/>
-          <w:numId w:val="25"/>
-        </w:numPr>
-        <w:spacing w:after="0"/>
-      </w:pPr>
-      <w:r>
-        <w:rPr>
-          <w:b/>
-          <w:bCs/>
-        </w:rPr>
-        <w:t>Nonword repetition:</w:t>
-      </w:r>
-      <w:r>
-        <w:t xml:space="preserve"> “Repeat this made-up word.” </w:t>
-      </w:r>
-    </w:p>
-    <w:p>
-      <w:pPr>
-        <w:pStyle w:val="ListParagraph"/>
-        <w:numPr>
-          <w:ilvl w:val="3"/>
-          <w:numId w:val="25"/>
-        </w:numPr>
-        <w:spacing w:after="0"/>
-      </w:pPr>
-      <w:r>
-        <w:rPr>
-          <w:b/>
-          <w:bCs/>
-        </w:rPr>
-        <w:t>Listening span:</w:t>
-      </w:r>
-      <w:r>
-        <w:t xml:space="preserve"> “Listen to these sentences and remember particular words.”</w:t>
-      </w:r>
-    </w:p>
-    <w:p>
-      <w:pPr>
-        <w:pStyle w:val="ListParagraph"/>
-        <w:numPr>
-          <w:ilvl w:val="4"/>
-          <w:numId w:val="25"/>
-        </w:numPr>
-        <w:spacing w:after="0"/>
-      </w:pPr>
-      <w:r>
-        <w:lastRenderedPageBreak/>
-        <w:t>There is a need of a suitable verbal Working memory test for infants</w:t>
-      </w:r>
-    </w:p>
-    <w:p>
-      <w:pPr>
-        <w:pStyle w:val="ListParagraph"/>
-        <w:numPr>
-          <w:ilvl w:val="5"/>
-          <w:numId w:val="25"/>
-        </w:numPr>
-        <w:spacing w:after="0"/>
-      </w:pPr>
-      <w:r>
-        <w:t xml:space="preserve">For </w:t>
-      </w:r>
-      <w:r>
-        <w:rPr>
-          <w:b/>
-          <w:bCs/>
-        </w:rPr>
-        <w:t>18–24-month-olds</w:t>
-      </w:r>
-      <w:r>
-        <w:t xml:space="preserve">, there is a major problem with tests 1–6: they generally require the child to </w:t>
-      </w:r>
-      <w:r>
-        <w:rPr>
-          <w:b/>
-          <w:bCs/>
-        </w:rPr>
-        <w:t>understand instructions and produce verbal responses</w:t>
-      </w:r>
-      <w:r>
-        <w:t>. That makes them difficult or inappropriate for infants/toddlers.</w:t>
-      </w:r>
-    </w:p>
-    <w:p>
-      <w:pPr>
-        <w:pStyle w:val="ListParagraph"/>
-        <w:numPr>
-          <w:ilvl w:val="2"/>
-          <w:numId w:val="25"/>
-        </w:numPr>
-        <w:spacing w:after="0"/>
-      </w:pPr>
-      <w:r>
-        <w:t xml:space="preserve">One possible solution is </w:t>
-      </w:r>
-      <w:r>
-        <w:rPr>
-          <w:b/>
-          <w:bCs/>
-        </w:rPr>
-        <w:t>not to ask the infant anything at all</w:t>
-      </w:r>
-      <w:r>
-        <w:t xml:space="preserve">. You expose them to linguistic information and measure an automatic response such as </w:t>
-      </w:r>
-      <w:r>
-        <w:rPr>
-          <w:b/>
-          <w:bCs/>
-        </w:rPr>
-        <w:t>eye movements, looking time, pupil dilation, EEG/ERP, or recognition preference</w:t>
-      </w:r>
-      <w:r>
-        <w:t>.</w:t>
-      </w:r>
-      <w:r>
-        <w:t xml:space="preserve"> </w:t>
-      </w:r>
-    </w:p>
-    <w:p>
-      <w:pPr>
-        <w:pStyle w:val="ListParagraph"/>
-        <w:numPr>
-          <w:ilvl w:val="3"/>
-          <w:numId w:val="25"/>
-        </w:numPr>
-        <w:spacing w:after="0"/>
-      </w:pPr>
-      <w:r>
-        <w:t>So maybe future research could investigate on testing verbal working memory tests for infants and see if they are reliable providing reliable measures.</w:t>
-      </w:r>
-    </w:p>
-    <w:p>
-      <w:pPr>
-        <w:pStyle w:val="ListParagraph"/>
-        <w:spacing w:after="0"/>
-        <w:ind w:left="2160"/>
-      </w:pPr>
-    </w:p>
-    <w:p>
-      <w:pPr>
-        <w:pStyle w:val="ListParagraph"/>
-        <w:numPr>
-          <w:ilvl w:val="0"/>
-          <w:numId w:val="25"/>
-        </w:numPr>
-        <w:spacing w:after="0"/>
-      </w:pPr>
-      <w:r>
-        <w:rPr>
-          <w:b/>
-          <w:bCs/>
-        </w:rPr>
-        <w:t>R</w:t>
-      </w:r>
-      <w:r>
-        <w:rPr>
-          <w:b/>
-          <w:bCs/>
-        </w:rPr>
-        <w:t>eproducing the same study using eye-tracking movement</w:t>
-      </w:r>
-      <w:r>
-        <w:rPr>
-          <w:b/>
-          <w:bCs/>
-        </w:rPr>
-        <w:t>.</w:t>
-      </w:r>
-      <w:r>
-        <w:t xml:space="preserve"> The </w:t>
-      </w:r>
-      <w:r>
-        <w:t>study ideally should be longitudinal. This means that repeated measures have to be taken over a timespan.</w:t>
-      </w:r>
-    </w:p>
-    <w:p>
-      <w:pPr>
-        <w:pStyle w:val="ListParagraph"/>
-        <w:numPr>
-          <w:ilvl w:val="1"/>
-          <w:numId w:val="25"/>
-        </w:numPr>
-        <w:spacing w:after="0"/>
-      </w:pPr>
-      <w:r>
-        <w:t xml:space="preserve">RQ: You could </w:t>
-      </w:r>
-      <w:r>
-        <w:t>investigate gap between recognition and production</w:t>
-      </w:r>
-    </w:p>
-    <w:p>
-      <w:pPr>
-        <w:pStyle w:val="ListParagraph"/>
-        <w:numPr>
-          <w:ilvl w:val="2"/>
-          <w:numId w:val="25"/>
-        </w:numPr>
-        <w:spacing w:after="0"/>
-      </w:pPr>
-      <w:r>
-        <w:t xml:space="preserve">Measuring </w:t>
-      </w:r>
-      <w:r>
-        <w:t>R</w:t>
-      </w:r>
-      <w:r>
-        <w:t xml:space="preserve">ecognition: </w:t>
-      </w:r>
-      <w:r>
-        <w:t>eye-tracking movement provide so many different measures in one go</w:t>
-      </w:r>
-      <w:r>
-        <w:t xml:space="preserve"> such as:</w:t>
-      </w:r>
-    </w:p>
-    <w:p>
-      <w:pPr>
-        <w:pStyle w:val="ListParagraph"/>
-        <w:numPr>
-          <w:ilvl w:val="3"/>
-          <w:numId w:val="25"/>
-        </w:numPr>
-        <w:spacing w:after="0"/>
-      </w:pPr>
-      <w:r>
-        <w:t>how quickly the child looks toward the correct picture after hearing the word</w:t>
-      </w:r>
-    </w:p>
-    <w:p>
-      <w:pPr>
-        <w:pStyle w:val="ListParagraph"/>
-        <w:numPr>
-          <w:ilvl w:val="3"/>
-          <w:numId w:val="25"/>
-        </w:numPr>
-        <w:spacing w:after="0"/>
-      </w:pPr>
-      <w:r>
-        <w:t>proportion of time spent looking at the target rather than the distractor</w:t>
-      </w:r>
-    </w:p>
-    <w:p>
-      <w:pPr>
-        <w:pStyle w:val="ListParagraph"/>
-        <w:numPr>
-          <w:ilvl w:val="3"/>
-          <w:numId w:val="25"/>
-        </w:numPr>
-        <w:spacing w:after="0"/>
-      </w:pPr>
-      <w:r>
-        <w:t>The intervals when switching between the two objects</w:t>
-      </w:r>
-    </w:p>
-    <w:p>
-      <w:pPr>
-        <w:pStyle w:val="ListParagraph"/>
-        <w:numPr>
-          <w:ilvl w:val="3"/>
-          <w:numId w:val="25"/>
-        </w:numPr>
-        <w:spacing w:after="0"/>
-      </w:pPr>
-      <w:r>
-        <w:t>How many times they swich between two objects</w:t>
-      </w:r>
-    </w:p>
-    <w:p>
-      <w:pPr>
-        <w:pStyle w:val="ListParagraph"/>
-        <w:numPr>
-          <w:ilvl w:val="2"/>
-          <w:numId w:val="25"/>
-        </w:numPr>
-        <w:spacing w:after="0"/>
-      </w:pPr>
-      <w:r>
-        <w:t>Measuring Production: word production questionnaire where parents tick boxes when the child is able to produce that word.</w:t>
-      </w:r>
-    </w:p>
-    <w:p>
-      <w:pPr>
-        <w:pStyle w:val="ListParagraph"/>
-        <w:numPr>
-          <w:ilvl w:val="1"/>
-          <w:numId w:val="25"/>
-        </w:numPr>
-        <w:spacing w:after="0"/>
-      </w:pPr>
-      <w:r>
-        <w:t xml:space="preserve">If there is a relationship between Gap sizes of </w:t>
-      </w:r>
-      <w:r>
-        <w:t>word recognition and production</w:t>
-      </w:r>
-      <w:r>
-        <w:t xml:space="preserve"> and word learning. </w:t>
-      </w:r>
-    </w:p>
-    <w:p>
-      <w:pPr>
-        <w:pStyle w:val="ListParagraph"/>
-        <w:numPr>
-          <w:ilvl w:val="2"/>
-          <w:numId w:val="25"/>
-        </w:numPr>
-        <w:spacing w:after="0"/>
-      </w:pPr>
-      <w:r>
-        <w:t>D</w:t>
-      </w:r>
-      <w:r>
-        <w:t>ivid</w:t>
-      </w:r>
-      <w:r>
-        <w:t>e</w:t>
-      </w:r>
-      <w:r>
-        <w:t xml:space="preserve"> these gaps and establish a metric to determine small and big gaps. </w:t>
-      </w:r>
-    </w:p>
-    <w:p>
-      <w:pPr>
-        <w:pStyle w:val="ListParagraph"/>
-        <w:numPr>
-          <w:ilvl w:val="2"/>
-          <w:numId w:val="25"/>
-        </w:numPr>
-        <w:spacing w:after="0"/>
-      </w:pPr>
-      <w:r>
-        <w:t>You could Smaller gaps might delay novel word learning for some reason such as a particular sound that is hard to reproduce in the manner of articulation.</w:t>
-      </w:r>
-    </w:p>
-    <w:p>
-      <w:pPr>
-        <w:pStyle w:val="ListParagraph"/>
-        <w:numPr>
-          <w:ilvl w:val="3"/>
-          <w:numId w:val="25"/>
-        </w:numPr>
-        <w:spacing w:after="0"/>
-      </w:pPr>
-      <w:r>
-        <w:t>I</w:t>
-      </w:r>
-      <w:r>
-        <w:t>nvestigate i</w:t>
-      </w:r>
-      <w:r>
-        <w:t>f</w:t>
-      </w:r>
-      <w:r>
-        <w:t xml:space="preserve"> certain sound</w:t>
-      </w:r>
-      <w:r>
-        <w:t>s</w:t>
-      </w:r>
-      <w:r>
-        <w:t xml:space="preserve"> delay </w:t>
-      </w:r>
-      <w:r>
-        <w:t xml:space="preserve">word </w:t>
-      </w:r>
-      <w:r>
-        <w:t xml:space="preserve">production </w:t>
-      </w:r>
-      <w:r>
-        <w:t>= COUNFOUNDING VAR?</w:t>
-      </w:r>
-    </w:p>
-    <w:p>
-      <w:pPr>
-        <w:pStyle w:val="ListParagraph"/>
-        <w:numPr>
-          <w:ilvl w:val="1"/>
-          <w:numId w:val="25"/>
-        </w:numPr>
-        <w:spacing w:after="0"/>
-      </w:pPr>
-      <w:r>
-        <w:t xml:space="preserve">Context leverage could therefore be related to </w:t>
-      </w:r>
-      <w:r>
-        <w:rPr>
-          <w:b/>
-          <w:bCs/>
-        </w:rPr>
-        <w:t>three outcomes</w:t>
-      </w:r>
-      <w:r>
-        <w:t>:</w:t>
-      </w:r>
-    </w:p>
-    <w:p>
-      <w:pPr>
-        <w:pStyle w:val="ListParagraph"/>
-        <w:numPr>
-          <w:ilvl w:val="2"/>
-          <w:numId w:val="25"/>
-        </w:numPr>
-        <w:spacing w:after="0"/>
-      </w:pPr>
-      <w:r>
-        <w:rPr>
-          <w:b/>
-          <w:bCs/>
-        </w:rPr>
-        <w:t>Recognition:</w:t>
-      </w:r>
-      <w:r>
-        <w:t xml:space="preserve"> Are high-context-leverage words recognised earlier or processed more efficiently? </w:t>
-      </w:r>
-    </w:p>
-    <w:p>
-      <w:pPr>
-        <w:pStyle w:val="ListParagraph"/>
-        <w:numPr>
-          <w:ilvl w:val="2"/>
-          <w:numId w:val="25"/>
-        </w:numPr>
-        <w:spacing w:after="0"/>
-      </w:pPr>
-      <w:r>
-        <w:rPr>
-          <w:b/>
-          <w:bCs/>
-        </w:rPr>
-        <w:t>Production:</w:t>
-      </w:r>
-      <w:r>
-        <w:t xml:space="preserve"> Are high-context-leverage words produced earlier? </w:t>
-      </w:r>
-    </w:p>
-    <w:p>
-      <w:pPr>
-        <w:pStyle w:val="ListParagraph"/>
-        <w:numPr>
-          <w:ilvl w:val="2"/>
-          <w:numId w:val="25"/>
-        </w:numPr>
-        <w:spacing w:after="0"/>
-      </w:pPr>
-      <w:r>
-        <w:rPr>
-          <w:b/>
-          <w:bCs/>
-        </w:rPr>
-        <w:t>Recognition–production gap:</w:t>
-      </w:r>
-      <w:r>
-        <w:t xml:space="preserve"> Does context leverage predict how quickly children move from understanding a word to producing it?</w:t>
-      </w:r>
-    </w:p>
-    <w:p>
-      <w:pPr>
-        <w:spacing w:after="0"/>
-      </w:pPr>
-    </w:p>
-    <w:p>
-      <w:pPr>
-        <w:spacing w:after="0"/>
-      </w:pPr>
-    </w:p>
-    <w:p>
-      <w:pPr>
-        <w:spacing w:after="0"/>
-      </w:pPr>
-    </w:p>
-    <w:p>
-      <w:pPr>
-        <w:spacing w:after="0"/>
-      </w:pPr>
-    </w:p>
-    <w:p>
-      <w:pPr>
-        <w:spacing w:after="0"/>
-      </w:pPr>
-    </w:p>
-    <w:p>
-      <w:pPr>
-        <w:spacing w:after="0"/>
-      </w:pPr>
-    </w:p>
-    <w:p>
-      <w:pPr>
-        <w:spacing w:after="0"/>
-      </w:pPr>
-    </w:p>
-    <w:p>
-      <w:pPr>
-        <w:spacing w:after="0"/>
-        <w:rPr>
-          <w:b/>
-          <w:bCs/>
-          <w:highlight w:val="darkGray"/>
-        </w:rPr>
-      </w:pPr>
-      <w:r>
-        <w:rPr>
-          <w:b/>
-          <w:bCs/>
-          <w:highlight w:val="darkGray"/>
-        </w:rPr>
-        <w:t>S</w:t>
-      </w:r>
-      <w:r>
-        <w:rPr>
-          <w:b/>
-          <w:bCs/>
-          <w:highlight w:val="darkGray"/>
-        </w:rPr>
-        <w:t>hort concluding paragraph that summarises everything.</w:t>
       </w:r>
     </w:p>
     <w:p>
@@ -13062,6 +9010,86 @@
       </w:r>
       <w:r>
         <w:t>DELETE THIS LATER ON. Can delete this, you already essentially said it at the beginning of this section</w:t>
+      </w:r>
+    </w:p>
+  </w:comment>
+  <w:comment w:id="20" w:author="Matteo Fabrizi" w:date="2026-08-14T17:21:00Z" w:initials="MF">
+    <w:p>
+      <w:pPr>
+        <w:pStyle w:val="CommentText"/>
+      </w:pPr>
+      <w:r>
+        <w:rPr>
+          <w:rStyle w:val="CommentReference"/>
+        </w:rPr>
+        <w:annotationRef/>
+      </w:r>
+      <w:r>
+        <w:t>I am deleting this later on</w:t>
+      </w:r>
+    </w:p>
+  </w:comment>
+  <w:comment w:id="21" w:author="Matteo Fabrizi" w:date="2026-08-12T17:08:00Z" w:initials="MF">
+    <w:p>
+      <w:pPr>
+        <w:pStyle w:val="CommentText"/>
+      </w:pPr>
+      <w:r>
+        <w:rPr>
+          <w:rStyle w:val="CommentReference"/>
+        </w:rPr>
+        <w:annotationRef/>
+      </w:r>
+      <w:r>
+        <w:t>Do you want me to stay away from these terms? I can change them into something more intuitive.</w:t>
+      </w:r>
+    </w:p>
+  </w:comment>
+  <w:comment w:id="22" w:author="Matteo Fabrizi" w:date="2026-08-12T17:09:00Z" w:initials="MF">
+    <w:p>
+      <w:pPr>
+        <w:pStyle w:val="CommentText"/>
+      </w:pPr>
+      <w:r>
+        <w:rPr>
+          <w:rStyle w:val="CommentReference"/>
+        </w:rPr>
+        <w:annotationRef/>
+      </w:r>
+      <w:r>
+        <w:t>Same as above.</w:t>
+      </w:r>
+    </w:p>
+  </w:comment>
+  <w:comment w:id="23" w:author="Matteo Fabrizi" w:date="2026-08-14T17:18:00Z" w:initials="MF">
+    <w:p>
+      <w:pPr>
+        <w:pStyle w:val="CommentText"/>
+      </w:pPr>
+      <w:r>
+        <w:rPr>
+          <w:rStyle w:val="CommentReference"/>
+        </w:rPr>
+        <w:annotationRef/>
+      </w:r>
+      <w:r>
+        <w:t>Should I cite some paper that actually used methods for NON VERBAL working memory on infants ?</w:t>
+      </w:r>
+    </w:p>
+  </w:comment>
+  <w:comment w:id="24" w:author="Matteo Fabrizi" w:date="2026-08-14T17:21:00Z" w:initials="MF">
+    <w:p>
+      <w:pPr>
+        <w:pStyle w:val="CommentText"/>
+      </w:pPr>
+      <w:r>
+        <w:rPr>
+          <w:rStyle w:val="CommentReference"/>
+        </w:rPr>
+        <w:annotationRef/>
+      </w:r>
+      <w:r>
+        <w:t>I am deleting this later on</w:t>
       </w:r>
     </w:p>
   </w:comment>
@@ -13090,6 +9118,11 @@
   <w15:commentEx w15:paraId="732F182A" w15:done="0"/>
   <w15:commentEx w15:paraId="4026699B" w15:done="0"/>
   <w15:commentEx w15:paraId="510A706A" w15:done="0"/>
+  <w15:commentEx w15:paraId="3CE1013F" w15:done="0"/>
+  <w15:commentEx w15:paraId="5DED4745" w15:done="0"/>
+  <w15:commentEx w15:paraId="72D4154E" w15:done="0"/>
+  <w15:commentEx w15:paraId="38BAFC5E" w15:done="0"/>
+  <w15:commentEx w15:paraId="5BFE7BD6" w15:done="0"/>
 </w15:commentsEx>
 </file>
 
@@ -13115,6 +9148,11 @@
   <w16cex:commentExtensible w16cex:durableId="188FC32B" w16cex:dateUtc="2026-08-03T09:57:00Z"/>
   <w16cex:commentExtensible w16cex:durableId="7FB647BC" w16cex:dateUtc="2026-07-28T14:46:00Z"/>
   <w16cex:commentExtensible w16cex:durableId="21553090" w16cex:dateUtc="2026-08-03T09:58:00Z"/>
+  <w16cex:commentExtensible w16cex:durableId="7BA9F7B0" w16cex:dateUtc="2026-08-14T16:21:00Z"/>
+  <w16cex:commentExtensible w16cex:durableId="5459FF8B" w16cex:dateUtc="2026-08-12T16:08:00Z"/>
+  <w16cex:commentExtensible w16cex:durableId="157B8A37" w16cex:dateUtc="2026-08-12T16:09:00Z"/>
+  <w16cex:commentExtensible w16cex:durableId="45E82D28" w16cex:dateUtc="2026-08-14T16:18:00Z"/>
+  <w16cex:commentExtensible w16cex:durableId="64E2E059" w16cex:dateUtc="2026-08-14T16:21:00Z"/>
 </w16cex:commentsExtensible>
 </file>
 
@@ -13140,6 +9178,11 @@
   <w16cid:commentId w16cid:paraId="732F182A" w16cid:durableId="188FC32B"/>
   <w16cid:commentId w16cid:paraId="4026699B" w16cid:durableId="7FB647BC"/>
   <w16cid:commentId w16cid:paraId="510A706A" w16cid:durableId="21553090"/>
+  <w16cid:commentId w16cid:paraId="3CE1013F" w16cid:durableId="7BA9F7B0"/>
+  <w16cid:commentId w16cid:paraId="5DED4745" w16cid:durableId="5459FF8B"/>
+  <w16cid:commentId w16cid:paraId="72D4154E" w16cid:durableId="157B8A37"/>
+  <w16cid:commentId w16cid:paraId="38BAFC5E" w16cid:durableId="45E82D28"/>
+  <w16cid:commentId w16cid:paraId="5BFE7BD6" w16cid:durableId="64E2E059"/>
 </w16cid:commentsIds>
 </file>
 
